--- a/Teori Daspro/Pertemuan 10/PERTEMUAN 10.docx
+++ b/Teori Daspro/Pertemuan 10/PERTEMUAN 10.docx
@@ -36,7 +36,6 @@
           <w:szCs w:val="24"/>
         </w:rPr>
       </w:pPr>
-      <w:proofErr w:type="spellStart"/>
       <w:r>
         <w:rPr>
           <w:rFonts w:ascii="Times New Roman" w:hAnsi="Times New Roman" w:cs="Times New Roman"/>
@@ -44,17 +43,7 @@
           <w:szCs w:val="24"/>
           <w:lang w:val="en-US"/>
         </w:rPr>
-        <w:t>Buatlah</w:t>
-      </w:r>
-      <w:proofErr w:type="spellEnd"/>
-      <w:r>
-        <w:rPr>
-          <w:rFonts w:ascii="Times New Roman" w:hAnsi="Times New Roman" w:cs="Times New Roman"/>
-          <w:sz w:val="24"/>
-          <w:szCs w:val="24"/>
-          <w:lang w:val="en-US"/>
-        </w:rPr>
-        <w:t xml:space="preserve"> </w:t>
+        <w:t xml:space="preserve">Buatlah </w:t>
       </w:r>
       <w:r>
         <w:rPr>
@@ -67,7 +56,6 @@
         </w:rPr>
         <w:t xml:space="preserve">flowchart </w:t>
       </w:r>
-      <w:proofErr w:type="spellStart"/>
       <w:r>
         <w:rPr>
           <w:rFonts w:ascii="Times New Roman" w:hAnsi="Times New Roman" w:cs="Times New Roman"/>
@@ -75,97 +63,7 @@
           <w:szCs w:val="24"/>
           <w:lang w:val="en-US"/>
         </w:rPr>
-        <w:t>dari</w:t>
-      </w:r>
-      <w:proofErr w:type="spellEnd"/>
-      <w:r>
-        <w:rPr>
-          <w:rFonts w:ascii="Times New Roman" w:hAnsi="Times New Roman" w:cs="Times New Roman"/>
-          <w:sz w:val="24"/>
-          <w:szCs w:val="24"/>
-          <w:lang w:val="en-US"/>
-        </w:rPr>
-        <w:t xml:space="preserve"> </w:t>
-      </w:r>
-      <w:proofErr w:type="spellStart"/>
-      <w:r>
-        <w:rPr>
-          <w:rFonts w:ascii="Times New Roman" w:hAnsi="Times New Roman" w:cs="Times New Roman"/>
-          <w:sz w:val="24"/>
-          <w:szCs w:val="24"/>
-          <w:lang w:val="en-US"/>
-        </w:rPr>
-        <w:t>soal</w:t>
-      </w:r>
-      <w:proofErr w:type="spellEnd"/>
-      <w:r>
-        <w:rPr>
-          <w:rFonts w:ascii="Times New Roman" w:hAnsi="Times New Roman" w:cs="Times New Roman"/>
-          <w:sz w:val="24"/>
-          <w:szCs w:val="24"/>
-          <w:lang w:val="en-US"/>
-        </w:rPr>
-        <w:t xml:space="preserve"> </w:t>
-      </w:r>
-      <w:proofErr w:type="spellStart"/>
-      <w:r>
-        <w:rPr>
-          <w:rFonts w:ascii="Times New Roman" w:hAnsi="Times New Roman" w:cs="Times New Roman"/>
-          <w:sz w:val="24"/>
-          <w:szCs w:val="24"/>
-          <w:lang w:val="en-US"/>
-        </w:rPr>
-        <w:t>gambar</w:t>
-      </w:r>
-      <w:proofErr w:type="spellEnd"/>
-      <w:r>
-        <w:rPr>
-          <w:rFonts w:ascii="Times New Roman" w:hAnsi="Times New Roman" w:cs="Times New Roman"/>
-          <w:sz w:val="24"/>
-          <w:szCs w:val="24"/>
-          <w:lang w:val="en-US"/>
-        </w:rPr>
-        <w:t xml:space="preserve"> di </w:t>
-      </w:r>
-      <w:proofErr w:type="spellStart"/>
-      <w:r>
-        <w:rPr>
-          <w:rFonts w:ascii="Times New Roman" w:hAnsi="Times New Roman" w:cs="Times New Roman"/>
-          <w:sz w:val="24"/>
-          <w:szCs w:val="24"/>
-          <w:lang w:val="en-US"/>
-        </w:rPr>
-        <w:t>bawah</w:t>
-      </w:r>
-      <w:proofErr w:type="spellEnd"/>
-      <w:r>
-        <w:rPr>
-          <w:rFonts w:ascii="Times New Roman" w:hAnsi="Times New Roman" w:cs="Times New Roman"/>
-          <w:sz w:val="24"/>
-          <w:szCs w:val="24"/>
-          <w:lang w:val="en-US"/>
-        </w:rPr>
-        <w:t xml:space="preserve"> </w:t>
-      </w:r>
-      <w:proofErr w:type="spellStart"/>
-      <w:r>
-        <w:rPr>
-          <w:rFonts w:ascii="Times New Roman" w:hAnsi="Times New Roman" w:cs="Times New Roman"/>
-          <w:sz w:val="24"/>
-          <w:szCs w:val="24"/>
-          <w:lang w:val="en-US"/>
-        </w:rPr>
-        <w:t>ini</w:t>
-      </w:r>
-      <w:proofErr w:type="spellEnd"/>
-      <w:r>
-        <w:rPr>
-          <w:rFonts w:ascii="Times New Roman" w:hAnsi="Times New Roman" w:cs="Times New Roman"/>
-          <w:sz w:val="24"/>
-          <w:szCs w:val="24"/>
-          <w:lang w:val="en-US"/>
-        </w:rPr>
-        <w:t xml:space="preserve"> </w:t>
+        <w:t xml:space="preserve">dari soal gambar di bawah ini </w:t>
       </w:r>
     </w:p>
     <w:p>
@@ -307,6 +205,3143 @@
         </w:drawing>
       </w:r>
     </w:p>
+    <w:p>
+      <w:pPr>
+        <w:ind w:left="360"/>
+        <w:rPr>
+          <w:rFonts w:ascii="Times New Roman" w:hAnsi="Times New Roman" w:cs="Times New Roman"/>
+          <w:b/>
+          <w:bCs/>
+          <w:sz w:val="24"/>
+          <w:szCs w:val="24"/>
+        </w:rPr>
+      </w:pPr>
+    </w:p>
+    <w:p>
+      <w:pPr>
+        <w:ind w:left="360"/>
+        <w:rPr>
+          <w:rFonts w:ascii="Times New Roman" w:hAnsi="Times New Roman" w:cs="Times New Roman"/>
+          <w:b/>
+          <w:bCs/>
+          <w:sz w:val="24"/>
+          <w:szCs w:val="24"/>
+        </w:rPr>
+      </w:pPr>
+      <w:r>
+        <w:rPr>
+          <w:rFonts w:ascii="Times New Roman" w:hAnsi="Times New Roman" w:cs="Times New Roman"/>
+          <w:b/>
+          <w:bCs/>
+          <w:sz w:val="24"/>
+          <w:szCs w:val="24"/>
+        </w:rPr>
+        <w:t>Jawaban:</w:t>
+      </w:r>
+    </w:p>
+    <w:p>
+      <w:pPr>
+        <w:pStyle w:val="ListParagraph"/>
+        <w:numPr>
+          <w:ilvl w:val="0"/>
+          <w:numId w:val="7"/>
+        </w:numPr>
+        <w:rPr>
+          <w:rFonts w:ascii="Times New Roman" w:hAnsi="Times New Roman" w:cs="Times New Roman"/>
+          <w:b/>
+          <w:bCs/>
+          <w:sz w:val="24"/>
+          <w:szCs w:val="24"/>
+        </w:rPr>
+      </w:pPr>
+      <w:r>
+        <w:rPr>
+          <w:rFonts w:ascii="Times New Roman" w:hAnsi="Times New Roman" w:cs="Times New Roman"/>
+          <w:b/>
+          <w:bCs/>
+          <w:sz w:val="24"/>
+          <w:szCs w:val="24"/>
+        </w:rPr>
+        <w:t xml:space="preserve"> A</w:t>
+      </w:r>
+    </w:p>
+    <w:p>
+      <w:pPr>
+        <w:rPr>
+          <w:rFonts w:ascii="Times New Roman" w:hAnsi="Times New Roman" w:cs="Times New Roman"/>
+          <w:b/>
+          <w:bCs/>
+          <w:sz w:val="24"/>
+          <w:szCs w:val="24"/>
+        </w:rPr>
+      </w:pPr>
+      <w:r>
+        <w:rPr>
+          <w:rFonts w:ascii="Times New Roman" w:hAnsi="Times New Roman" w:cs="Times New Roman"/>
+          <w:b/>
+          <w:bCs/>
+          <w:sz w:val="24"/>
+          <w:szCs w:val="24"/>
+        </w:rPr>
+        <w:t>Program SegitigaTerbalik</w:t>
+      </w:r>
+    </w:p>
+    <w:p>
+      <w:pPr>
+        <w:rPr>
+          <w:rFonts w:ascii="Times New Roman" w:hAnsi="Times New Roman" w:cs="Times New Roman"/>
+          <w:b/>
+          <w:bCs/>
+          <w:sz w:val="24"/>
+          <w:szCs w:val="24"/>
+        </w:rPr>
+      </w:pPr>
+      <w:r>
+        <w:rPr>
+          <w:rFonts w:ascii="Times New Roman" w:hAnsi="Times New Roman" w:cs="Times New Roman"/>
+          <w:b/>
+          <w:bCs/>
+          <w:sz w:val="24"/>
+          <w:szCs w:val="24"/>
+        </w:rPr>
+        <w:t>Deklarasi:</w:t>
+      </w:r>
+    </w:p>
+    <w:p>
+      <w:pPr>
+        <w:rPr>
+          <w:rFonts w:ascii="Times New Roman" w:hAnsi="Times New Roman" w:cs="Times New Roman"/>
+          <w:b/>
+          <w:bCs/>
+          <w:sz w:val="24"/>
+          <w:szCs w:val="24"/>
+        </w:rPr>
+      </w:pPr>
+      <w:r>
+        <w:rPr>
+          <w:rFonts w:ascii="Times New Roman" w:hAnsi="Times New Roman" w:cs="Times New Roman"/>
+          <w:b/>
+          <w:bCs/>
+          <w:sz w:val="24"/>
+          <w:szCs w:val="24"/>
+        </w:rPr>
+        <w:t xml:space="preserve">    i, j : integer</w:t>
+      </w:r>
+    </w:p>
+    <w:p>
+      <w:pPr>
+        <w:rPr>
+          <w:rFonts w:ascii="Times New Roman" w:hAnsi="Times New Roman" w:cs="Times New Roman"/>
+          <w:b/>
+          <w:bCs/>
+          <w:sz w:val="24"/>
+          <w:szCs w:val="24"/>
+        </w:rPr>
+      </w:pPr>
+    </w:p>
+    <w:p>
+      <w:pPr>
+        <w:rPr>
+          <w:rFonts w:ascii="Times New Roman" w:hAnsi="Times New Roman" w:cs="Times New Roman"/>
+          <w:b/>
+          <w:bCs/>
+          <w:sz w:val="24"/>
+          <w:szCs w:val="24"/>
+        </w:rPr>
+      </w:pPr>
+      <w:r>
+        <w:rPr>
+          <w:rFonts w:ascii="Times New Roman" w:hAnsi="Times New Roman" w:cs="Times New Roman"/>
+          <w:b/>
+          <w:bCs/>
+          <w:sz w:val="24"/>
+          <w:szCs w:val="24"/>
+        </w:rPr>
+        <w:t>Algoritma:</w:t>
+      </w:r>
+    </w:p>
+    <w:p>
+      <w:pPr>
+        <w:rPr>
+          <w:rFonts w:ascii="Times New Roman" w:hAnsi="Times New Roman" w:cs="Times New Roman"/>
+          <w:b/>
+          <w:bCs/>
+          <w:sz w:val="24"/>
+          <w:szCs w:val="24"/>
+        </w:rPr>
+      </w:pPr>
+      <w:r>
+        <w:rPr>
+          <w:rFonts w:ascii="Times New Roman" w:hAnsi="Times New Roman" w:cs="Times New Roman"/>
+          <w:b/>
+          <w:bCs/>
+          <w:sz w:val="24"/>
+          <w:szCs w:val="24"/>
+        </w:rPr>
+        <w:t xml:space="preserve">    for i = 10 down to 1 do</w:t>
+      </w:r>
+    </w:p>
+    <w:p>
+      <w:pPr>
+        <w:rPr>
+          <w:rFonts w:ascii="Times New Roman" w:hAnsi="Times New Roman" w:cs="Times New Roman"/>
+          <w:b/>
+          <w:bCs/>
+          <w:sz w:val="24"/>
+          <w:szCs w:val="24"/>
+        </w:rPr>
+      </w:pPr>
+      <w:r>
+        <w:rPr>
+          <w:rFonts w:ascii="Times New Roman" w:hAnsi="Times New Roman" w:cs="Times New Roman"/>
+          <w:b/>
+          <w:bCs/>
+          <w:sz w:val="24"/>
+          <w:szCs w:val="24"/>
+        </w:rPr>
+        <w:lastRenderedPageBreak/>
+        <w:t xml:space="preserve">        for j = 1 to i do</w:t>
+      </w:r>
+    </w:p>
+    <w:p>
+      <w:pPr>
+        <w:rPr>
+          <w:rFonts w:ascii="Times New Roman" w:hAnsi="Times New Roman" w:cs="Times New Roman"/>
+          <w:b/>
+          <w:bCs/>
+          <w:sz w:val="24"/>
+          <w:szCs w:val="24"/>
+        </w:rPr>
+      </w:pPr>
+      <w:r>
+        <w:rPr>
+          <w:rFonts w:ascii="Times New Roman" w:hAnsi="Times New Roman" w:cs="Times New Roman"/>
+          <w:b/>
+          <w:bCs/>
+          <w:sz w:val="24"/>
+          <w:szCs w:val="24"/>
+        </w:rPr>
+        <w:t xml:space="preserve">            write("*")</w:t>
+      </w:r>
+    </w:p>
+    <w:p>
+      <w:pPr>
+        <w:rPr>
+          <w:rFonts w:ascii="Times New Roman" w:hAnsi="Times New Roman" w:cs="Times New Roman"/>
+          <w:b/>
+          <w:bCs/>
+          <w:sz w:val="24"/>
+          <w:szCs w:val="24"/>
+        </w:rPr>
+      </w:pPr>
+      <w:r>
+        <w:rPr>
+          <w:rFonts w:ascii="Times New Roman" w:hAnsi="Times New Roman" w:cs="Times New Roman"/>
+          <w:b/>
+          <w:bCs/>
+          <w:sz w:val="24"/>
+          <w:szCs w:val="24"/>
+        </w:rPr>
+        <w:t xml:space="preserve">        end for</w:t>
+      </w:r>
+    </w:p>
+    <w:p>
+      <w:pPr>
+        <w:rPr>
+          <w:rFonts w:ascii="Times New Roman" w:hAnsi="Times New Roman" w:cs="Times New Roman"/>
+          <w:b/>
+          <w:bCs/>
+          <w:sz w:val="24"/>
+          <w:szCs w:val="24"/>
+        </w:rPr>
+      </w:pPr>
+      <w:r>
+        <w:rPr>
+          <w:rFonts w:ascii="Times New Roman" w:hAnsi="Times New Roman" w:cs="Times New Roman"/>
+          <w:b/>
+          <w:bCs/>
+          <w:sz w:val="24"/>
+          <w:szCs w:val="24"/>
+        </w:rPr>
+        <w:t xml:space="preserve">        newline()</w:t>
+      </w:r>
+    </w:p>
+    <w:p>
+      <w:pPr>
+        <w:rPr>
+          <w:rFonts w:ascii="Times New Roman" w:hAnsi="Times New Roman" w:cs="Times New Roman"/>
+          <w:b/>
+          <w:bCs/>
+          <w:sz w:val="24"/>
+          <w:szCs w:val="24"/>
+        </w:rPr>
+      </w:pPr>
+      <w:r>
+        <w:rPr>
+          <w:rFonts w:ascii="Times New Roman" w:hAnsi="Times New Roman" w:cs="Times New Roman"/>
+          <w:b/>
+          <w:bCs/>
+          <w:sz w:val="24"/>
+          <w:szCs w:val="24"/>
+        </w:rPr>
+        <w:t xml:space="preserve">    end for</w:t>
+      </w:r>
+    </w:p>
+    <w:p>
+      <w:pPr>
+        <w:rPr>
+          <w:rFonts w:ascii="Times New Roman" w:hAnsi="Times New Roman" w:cs="Times New Roman"/>
+          <w:b/>
+          <w:bCs/>
+          <w:sz w:val="24"/>
+          <w:szCs w:val="24"/>
+        </w:rPr>
+      </w:pPr>
+      <w:r>
+        <w:rPr>
+          <w:rFonts w:ascii="Times New Roman" w:hAnsi="Times New Roman" w:cs="Times New Roman"/>
+          <w:b/>
+          <w:bCs/>
+          <w:sz w:val="24"/>
+          <w:szCs w:val="24"/>
+        </w:rPr>
+        <w:t>EndProgram</w:t>
+      </w:r>
+    </w:p>
+    <w:p>
+      <w:pPr>
+        <w:rPr>
+          <w:rFonts w:ascii="Times New Roman" w:hAnsi="Times New Roman" w:cs="Times New Roman"/>
+          <w:b/>
+          <w:bCs/>
+          <w:sz w:val="24"/>
+          <w:szCs w:val="24"/>
+        </w:rPr>
+      </w:pPr>
+      <w:r>
+        <w:rPr>
+          <w:rFonts w:ascii="Times New Roman" w:hAnsi="Times New Roman" w:cs="Times New Roman"/>
+          <w:b/>
+          <w:bCs/>
+          <w:sz w:val="24"/>
+          <w:szCs w:val="24"/>
+        </w:rPr>
+        <w:drawing>
+          <wp:inline distT="0" distB="0" distL="0" distR="0" wp14:anchorId="68FA2D57" wp14:editId="6343C323">
+            <wp:extent cx="5731510" cy="7089775"/>
+            <wp:effectExtent l="0" t="0" r="2540" b="0"/>
+            <wp:docPr id="370916318" name="Picture 1"/>
+            <wp:cNvGraphicFramePr>
+              <a:graphicFrameLocks xmlns:a="http://schemas.openxmlformats.org/drawingml/2006/main" noChangeAspect="1"/>
+            </wp:cNvGraphicFramePr>
+            <a:graphic xmlns:a="http://schemas.openxmlformats.org/drawingml/2006/main">
+              <a:graphicData uri="http://schemas.openxmlformats.org/drawingml/2006/picture">
+                <pic:pic xmlns:pic="http://schemas.openxmlformats.org/drawingml/2006/picture">
+                  <pic:nvPicPr>
+                    <pic:cNvPr id="370916318" name=""/>
+                    <pic:cNvPicPr/>
+                  </pic:nvPicPr>
+                  <pic:blipFill>
+                    <a:blip r:embed="rId7"/>
+                    <a:stretch>
+                      <a:fillRect/>
+                    </a:stretch>
+                  </pic:blipFill>
+                  <pic:spPr>
+                    <a:xfrm>
+                      <a:off x="0" y="0"/>
+                      <a:ext cx="5731510" cy="7089775"/>
+                    </a:xfrm>
+                    <a:prstGeom prst="rect">
+                      <a:avLst/>
+                    </a:prstGeom>
+                  </pic:spPr>
+                </pic:pic>
+              </a:graphicData>
+            </a:graphic>
+          </wp:inline>
+        </w:drawing>
+      </w:r>
+    </w:p>
+    <w:p>
+      <w:pPr>
+        <w:pStyle w:val="ListParagraph"/>
+        <w:numPr>
+          <w:ilvl w:val="0"/>
+          <w:numId w:val="8"/>
+        </w:numPr>
+        <w:rPr>
+          <w:rFonts w:ascii="Times New Roman" w:hAnsi="Times New Roman" w:cs="Times New Roman"/>
+          <w:b/>
+          <w:bCs/>
+          <w:sz w:val="24"/>
+          <w:szCs w:val="24"/>
+        </w:rPr>
+      </w:pPr>
+      <w:r>
+        <w:rPr>
+          <w:rFonts w:ascii="Times New Roman" w:hAnsi="Times New Roman" w:cs="Times New Roman"/>
+          <w:b/>
+          <w:bCs/>
+          <w:sz w:val="24"/>
+          <w:szCs w:val="24"/>
+        </w:rPr>
+        <w:lastRenderedPageBreak/>
+        <w:t>B</w:t>
+      </w:r>
+    </w:p>
+    <w:p>
+      <w:pPr>
+        <w:rPr>
+          <w:rFonts w:ascii="Times New Roman" w:hAnsi="Times New Roman" w:cs="Times New Roman"/>
+          <w:b/>
+          <w:bCs/>
+          <w:sz w:val="24"/>
+          <w:szCs w:val="24"/>
+        </w:rPr>
+      </w:pPr>
+      <w:r>
+        <w:rPr>
+          <w:rFonts w:ascii="Times New Roman" w:hAnsi="Times New Roman" w:cs="Times New Roman"/>
+          <w:b/>
+          <w:bCs/>
+          <w:sz w:val="24"/>
+          <w:szCs w:val="24"/>
+        </w:rPr>
+        <w:t>Program SegitigaMeningkat</w:t>
+      </w:r>
+    </w:p>
+    <w:p>
+      <w:pPr>
+        <w:rPr>
+          <w:rFonts w:ascii="Times New Roman" w:hAnsi="Times New Roman" w:cs="Times New Roman"/>
+          <w:b/>
+          <w:bCs/>
+          <w:sz w:val="24"/>
+          <w:szCs w:val="24"/>
+        </w:rPr>
+      </w:pPr>
+      <w:r>
+        <w:rPr>
+          <w:rFonts w:ascii="Times New Roman" w:hAnsi="Times New Roman" w:cs="Times New Roman"/>
+          <w:b/>
+          <w:bCs/>
+          <w:sz w:val="24"/>
+          <w:szCs w:val="24"/>
+        </w:rPr>
+        <w:t>Deklarasi:</w:t>
+      </w:r>
+    </w:p>
+    <w:p>
+      <w:pPr>
+        <w:rPr>
+          <w:rFonts w:ascii="Times New Roman" w:hAnsi="Times New Roman" w:cs="Times New Roman"/>
+          <w:b/>
+          <w:bCs/>
+          <w:sz w:val="24"/>
+          <w:szCs w:val="24"/>
+        </w:rPr>
+      </w:pPr>
+      <w:r>
+        <w:rPr>
+          <w:rFonts w:ascii="Times New Roman" w:hAnsi="Times New Roman" w:cs="Times New Roman"/>
+          <w:b/>
+          <w:bCs/>
+          <w:sz w:val="24"/>
+          <w:szCs w:val="24"/>
+        </w:rPr>
+        <w:t xml:space="preserve">    i, j : integer</w:t>
+      </w:r>
+    </w:p>
+    <w:p>
+      <w:pPr>
+        <w:rPr>
+          <w:rFonts w:ascii="Times New Roman" w:hAnsi="Times New Roman" w:cs="Times New Roman"/>
+          <w:b/>
+          <w:bCs/>
+          <w:sz w:val="24"/>
+          <w:szCs w:val="24"/>
+        </w:rPr>
+      </w:pPr>
+    </w:p>
+    <w:p>
+      <w:pPr>
+        <w:rPr>
+          <w:rFonts w:ascii="Times New Roman" w:hAnsi="Times New Roman" w:cs="Times New Roman"/>
+          <w:b/>
+          <w:bCs/>
+          <w:sz w:val="24"/>
+          <w:szCs w:val="24"/>
+        </w:rPr>
+      </w:pPr>
+      <w:r>
+        <w:rPr>
+          <w:rFonts w:ascii="Times New Roman" w:hAnsi="Times New Roman" w:cs="Times New Roman"/>
+          <w:b/>
+          <w:bCs/>
+          <w:sz w:val="24"/>
+          <w:szCs w:val="24"/>
+        </w:rPr>
+        <w:t>Algoritma:</w:t>
+      </w:r>
+    </w:p>
+    <w:p>
+      <w:pPr>
+        <w:rPr>
+          <w:rFonts w:ascii="Times New Roman" w:hAnsi="Times New Roman" w:cs="Times New Roman"/>
+          <w:b/>
+          <w:bCs/>
+          <w:sz w:val="24"/>
+          <w:szCs w:val="24"/>
+        </w:rPr>
+      </w:pPr>
+      <w:r>
+        <w:rPr>
+          <w:rFonts w:ascii="Times New Roman" w:hAnsi="Times New Roman" w:cs="Times New Roman"/>
+          <w:b/>
+          <w:bCs/>
+          <w:sz w:val="24"/>
+          <w:szCs w:val="24"/>
+        </w:rPr>
+        <w:t xml:space="preserve">    for i = 1 to 10 do</w:t>
+      </w:r>
+    </w:p>
+    <w:p>
+      <w:pPr>
+        <w:rPr>
+          <w:rFonts w:ascii="Times New Roman" w:hAnsi="Times New Roman" w:cs="Times New Roman"/>
+          <w:b/>
+          <w:bCs/>
+          <w:sz w:val="24"/>
+          <w:szCs w:val="24"/>
+        </w:rPr>
+      </w:pPr>
+      <w:r>
+        <w:rPr>
+          <w:rFonts w:ascii="Times New Roman" w:hAnsi="Times New Roman" w:cs="Times New Roman"/>
+          <w:b/>
+          <w:bCs/>
+          <w:sz w:val="24"/>
+          <w:szCs w:val="24"/>
+        </w:rPr>
+        <w:t xml:space="preserve">        for j = 1 to i do</w:t>
+      </w:r>
+    </w:p>
+    <w:p>
+      <w:pPr>
+        <w:rPr>
+          <w:rFonts w:ascii="Times New Roman" w:hAnsi="Times New Roman" w:cs="Times New Roman"/>
+          <w:b/>
+          <w:bCs/>
+          <w:sz w:val="24"/>
+          <w:szCs w:val="24"/>
+        </w:rPr>
+      </w:pPr>
+      <w:r>
+        <w:rPr>
+          <w:rFonts w:ascii="Times New Roman" w:hAnsi="Times New Roman" w:cs="Times New Roman"/>
+          <w:b/>
+          <w:bCs/>
+          <w:sz w:val="24"/>
+          <w:szCs w:val="24"/>
+        </w:rPr>
+        <w:t xml:space="preserve">            write("*")</w:t>
+      </w:r>
+    </w:p>
+    <w:p>
+      <w:pPr>
+        <w:rPr>
+          <w:rFonts w:ascii="Times New Roman" w:hAnsi="Times New Roman" w:cs="Times New Roman"/>
+          <w:b/>
+          <w:bCs/>
+          <w:sz w:val="24"/>
+          <w:szCs w:val="24"/>
+        </w:rPr>
+      </w:pPr>
+      <w:r>
+        <w:rPr>
+          <w:rFonts w:ascii="Times New Roman" w:hAnsi="Times New Roman" w:cs="Times New Roman"/>
+          <w:b/>
+          <w:bCs/>
+          <w:sz w:val="24"/>
+          <w:szCs w:val="24"/>
+        </w:rPr>
+        <w:t xml:space="preserve">        end for</w:t>
+      </w:r>
+    </w:p>
+    <w:p>
+      <w:pPr>
+        <w:rPr>
+          <w:rFonts w:ascii="Times New Roman" w:hAnsi="Times New Roman" w:cs="Times New Roman"/>
+          <w:b/>
+          <w:bCs/>
+          <w:sz w:val="24"/>
+          <w:szCs w:val="24"/>
+        </w:rPr>
+      </w:pPr>
+      <w:r>
+        <w:rPr>
+          <w:rFonts w:ascii="Times New Roman" w:hAnsi="Times New Roman" w:cs="Times New Roman"/>
+          <w:b/>
+          <w:bCs/>
+          <w:sz w:val="24"/>
+          <w:szCs w:val="24"/>
+        </w:rPr>
+        <w:t xml:space="preserve">        newline()</w:t>
+      </w:r>
+    </w:p>
+    <w:p>
+      <w:pPr>
+        <w:rPr>
+          <w:rFonts w:ascii="Times New Roman" w:hAnsi="Times New Roman" w:cs="Times New Roman"/>
+          <w:b/>
+          <w:bCs/>
+          <w:sz w:val="24"/>
+          <w:szCs w:val="24"/>
+        </w:rPr>
+      </w:pPr>
+      <w:r>
+        <w:rPr>
+          <w:rFonts w:ascii="Times New Roman" w:hAnsi="Times New Roman" w:cs="Times New Roman"/>
+          <w:b/>
+          <w:bCs/>
+          <w:sz w:val="24"/>
+          <w:szCs w:val="24"/>
+        </w:rPr>
+        <w:t xml:space="preserve">    end for</w:t>
+      </w:r>
+    </w:p>
+    <w:p>
+      <w:pPr>
+        <w:rPr>
+          <w:rFonts w:ascii="Times New Roman" w:hAnsi="Times New Roman" w:cs="Times New Roman"/>
+          <w:b/>
+          <w:bCs/>
+          <w:sz w:val="24"/>
+          <w:szCs w:val="24"/>
+        </w:rPr>
+      </w:pPr>
+      <w:r>
+        <w:rPr>
+          <w:rFonts w:ascii="Times New Roman" w:hAnsi="Times New Roman" w:cs="Times New Roman"/>
+          <w:b/>
+          <w:bCs/>
+          <w:sz w:val="24"/>
+          <w:szCs w:val="24"/>
+        </w:rPr>
+        <w:t>EndProgram</w:t>
+      </w:r>
+    </w:p>
+    <w:p>
+      <w:pPr>
+        <w:rPr>
+          <w:rFonts w:ascii="Times New Roman" w:hAnsi="Times New Roman" w:cs="Times New Roman"/>
+          <w:b/>
+          <w:bCs/>
+          <w:sz w:val="24"/>
+          <w:szCs w:val="24"/>
+        </w:rPr>
+      </w:pPr>
+    </w:p>
+    <w:p>
+      <w:pPr>
+        <w:rPr>
+          <w:rFonts w:ascii="Times New Roman" w:hAnsi="Times New Roman" w:cs="Times New Roman"/>
+          <w:b/>
+          <w:bCs/>
+          <w:sz w:val="24"/>
+          <w:szCs w:val="24"/>
+        </w:rPr>
+      </w:pPr>
+      <w:r>
+        <w:rPr>
+          <w:rFonts w:ascii="Times New Roman" w:hAnsi="Times New Roman" w:cs="Times New Roman"/>
+          <w:b/>
+          <w:bCs/>
+          <w:sz w:val="24"/>
+          <w:szCs w:val="24"/>
+        </w:rPr>
+        <w:lastRenderedPageBreak/>
+        <w:drawing>
+          <wp:inline distT="0" distB="0" distL="0" distR="0" wp14:anchorId="6F925063" wp14:editId="69AB0EA7">
+            <wp:extent cx="5731510" cy="7888605"/>
+            <wp:effectExtent l="0" t="0" r="2540" b="0"/>
+            <wp:docPr id="1625211246" name="Picture 1"/>
+            <wp:cNvGraphicFramePr>
+              <a:graphicFrameLocks xmlns:a="http://schemas.openxmlformats.org/drawingml/2006/main" noChangeAspect="1"/>
+            </wp:cNvGraphicFramePr>
+            <a:graphic xmlns:a="http://schemas.openxmlformats.org/drawingml/2006/main">
+              <a:graphicData uri="http://schemas.openxmlformats.org/drawingml/2006/picture">
+                <pic:pic xmlns:pic="http://schemas.openxmlformats.org/drawingml/2006/picture">
+                  <pic:nvPicPr>
+                    <pic:cNvPr id="1625211246" name=""/>
+                    <pic:cNvPicPr/>
+                  </pic:nvPicPr>
+                  <pic:blipFill>
+                    <a:blip r:embed="rId8"/>
+                    <a:stretch>
+                      <a:fillRect/>
+                    </a:stretch>
+                  </pic:blipFill>
+                  <pic:spPr>
+                    <a:xfrm>
+                      <a:off x="0" y="0"/>
+                      <a:ext cx="5731510" cy="7888605"/>
+                    </a:xfrm>
+                    <a:prstGeom prst="rect">
+                      <a:avLst/>
+                    </a:prstGeom>
+                  </pic:spPr>
+                </pic:pic>
+              </a:graphicData>
+            </a:graphic>
+          </wp:inline>
+        </w:drawing>
+      </w:r>
+    </w:p>
+    <w:p>
+      <w:pPr>
+        <w:pStyle w:val="ListParagraph"/>
+        <w:numPr>
+          <w:ilvl w:val="0"/>
+          <w:numId w:val="8"/>
+        </w:numPr>
+        <w:rPr>
+          <w:rFonts w:ascii="Times New Roman" w:hAnsi="Times New Roman" w:cs="Times New Roman"/>
+          <w:b/>
+          <w:bCs/>
+          <w:sz w:val="24"/>
+          <w:szCs w:val="24"/>
+        </w:rPr>
+      </w:pPr>
+      <w:r>
+        <w:rPr>
+          <w:rFonts w:ascii="Times New Roman" w:hAnsi="Times New Roman" w:cs="Times New Roman"/>
+          <w:b/>
+          <w:bCs/>
+          <w:sz w:val="24"/>
+          <w:szCs w:val="24"/>
+          <w:lang w:val="en-US"/>
+        </w:rPr>
+        <w:t xml:space="preserve">Buatlah </w:t>
+      </w:r>
+      <w:r>
+        <w:rPr>
+          <w:rFonts w:ascii="Times New Roman" w:hAnsi="Times New Roman" w:cs="Times New Roman"/>
+          <w:b/>
+          <w:bCs/>
+          <w:i/>
+          <w:iCs/>
+          <w:sz w:val="24"/>
+          <w:szCs w:val="24"/>
+          <w:lang w:val="en-US"/>
+        </w:rPr>
+        <w:t>flowchart</w:t>
+      </w:r>
+      <w:r>
+        <w:rPr>
+          <w:rFonts w:ascii="Times New Roman" w:hAnsi="Times New Roman" w:cs="Times New Roman"/>
+          <w:b/>
+          <w:bCs/>
+          <w:sz w:val="24"/>
+          <w:szCs w:val="24"/>
+          <w:lang w:val="en-US"/>
+        </w:rPr>
+        <w:t xml:space="preserve"> untuk menampilkan deret huruf berikut</w:t>
+      </w:r>
+    </w:p>
+    <w:p>
+      <w:pPr>
+        <w:ind w:left="360"/>
+        <w:rPr>
+          <w:rFonts w:ascii="Times New Roman" w:hAnsi="Times New Roman" w:cs="Times New Roman"/>
+          <w:b/>
+          <w:bCs/>
+          <w:sz w:val="24"/>
+          <w:szCs w:val="24"/>
+        </w:rPr>
+      </w:pPr>
+      <w:r>
+        <w:rPr>
+          <w:rFonts w:ascii="Times New Roman" w:hAnsi="Times New Roman" w:cs="Times New Roman"/>
+          <w:b/>
+          <w:bCs/>
+          <w:i/>
+          <w:iCs/>
+          <w:sz w:val="24"/>
+          <w:szCs w:val="24"/>
+          <w:lang w:val="en-US"/>
+        </w:rPr>
+        <w:tab/>
+      </w:r>
+    </w:p>
+    <w:p>
+      <w:pPr>
+        <w:rPr>
+          <w:rFonts w:ascii="Times New Roman" w:hAnsi="Times New Roman" w:cs="Times New Roman"/>
+          <w:b/>
+          <w:bCs/>
+          <w:sz w:val="24"/>
+          <w:szCs w:val="24"/>
+        </w:rPr>
+      </w:pPr>
+      <w:r>
+        <w:rPr>
+          <w:noProof/>
+        </w:rPr>
+        <w:lastRenderedPageBreak/>
+        <w:drawing>
+          <wp:inline distT="0" distB="0" distL="0" distR="0" wp14:anchorId="30CEA1E8" wp14:editId="022615CE">
+            <wp:extent cx="1538069" cy="1725132"/>
+            <wp:effectExtent l="19050" t="19050" r="24130" b="27940"/>
+            <wp:docPr id="5" name="Picture 4">
+              <a:extLst xmlns:a="http://schemas.openxmlformats.org/drawingml/2006/main">
+                <a:ext uri="{FF2B5EF4-FFF2-40B4-BE49-F238E27FC236}">
+                  <a16:creationId xmlns:a16="http://schemas.microsoft.com/office/drawing/2014/main" id="{C0E7A1CC-DAC6-BF4D-A92E-2B2EDC3949E1}"/>
+                </a:ext>
+              </a:extLst>
+            </wp:docPr>
+            <wp:cNvGraphicFramePr>
+              <a:graphicFrameLocks xmlns:a="http://schemas.openxmlformats.org/drawingml/2006/main" noChangeAspect="1"/>
+            </wp:cNvGraphicFramePr>
+            <a:graphic xmlns:a="http://schemas.openxmlformats.org/drawingml/2006/main">
+              <a:graphicData uri="http://schemas.openxmlformats.org/drawingml/2006/picture">
+                <pic:pic xmlns:pic="http://schemas.openxmlformats.org/drawingml/2006/picture">
+                  <pic:nvPicPr>
+                    <pic:cNvPr id="5" name="Picture 4">
+                      <a:extLst>
+                        <a:ext uri="{FF2B5EF4-FFF2-40B4-BE49-F238E27FC236}">
+                          <a16:creationId xmlns:a16="http://schemas.microsoft.com/office/drawing/2014/main" id="{C0E7A1CC-DAC6-BF4D-A92E-2B2EDC3949E1}"/>
+                        </a:ext>
+                      </a:extLst>
+                    </pic:cNvPr>
+                    <pic:cNvPicPr>
+                      <a:picLocks noChangeAspect="1"/>
+                    </pic:cNvPicPr>
+                  </pic:nvPicPr>
+                  <pic:blipFill>
+                    <a:blip r:embed="rId9"/>
+                    <a:stretch>
+                      <a:fillRect/>
+                    </a:stretch>
+                  </pic:blipFill>
+                  <pic:spPr>
+                    <a:xfrm>
+                      <a:off x="0" y="0"/>
+                      <a:ext cx="1538069" cy="1725132"/>
+                    </a:xfrm>
+                    <a:prstGeom prst="rect">
+                      <a:avLst/>
+                    </a:prstGeom>
+                    <a:ln>
+                      <a:solidFill>
+                        <a:schemeClr val="tx1"/>
+                      </a:solidFill>
+                    </a:ln>
+                  </pic:spPr>
+                </pic:pic>
+              </a:graphicData>
+            </a:graphic>
+          </wp:inline>
+        </w:drawing>
+      </w:r>
+    </w:p>
+    <w:p>
+      <w:pPr>
+        <w:rPr>
+          <w:rFonts w:ascii="Times New Roman" w:hAnsi="Times New Roman" w:cs="Times New Roman"/>
+          <w:b/>
+          <w:bCs/>
+          <w:sz w:val="24"/>
+          <w:szCs w:val="24"/>
+        </w:rPr>
+      </w:pPr>
+    </w:p>
+    <w:p>
+      <w:pPr>
+        <w:rPr>
+          <w:rFonts w:ascii="Times New Roman" w:hAnsi="Times New Roman" w:cs="Times New Roman"/>
+          <w:b/>
+          <w:bCs/>
+          <w:sz w:val="24"/>
+          <w:szCs w:val="24"/>
+        </w:rPr>
+      </w:pPr>
+      <w:r>
+        <w:rPr>
+          <w:rFonts w:ascii="Times New Roman" w:hAnsi="Times New Roman" w:cs="Times New Roman"/>
+          <w:b/>
+          <w:bCs/>
+          <w:sz w:val="24"/>
+          <w:szCs w:val="24"/>
+        </w:rPr>
+        <w:t xml:space="preserve">Jawaban: </w:t>
+      </w:r>
+    </w:p>
+    <w:p>
+      <w:pPr>
+        <w:rPr>
+          <w:rFonts w:ascii="Times New Roman" w:hAnsi="Times New Roman" w:cs="Times New Roman"/>
+          <w:b/>
+          <w:bCs/>
+          <w:sz w:val="24"/>
+          <w:szCs w:val="24"/>
+        </w:rPr>
+      </w:pPr>
+      <w:r>
+        <w:rPr>
+          <w:rFonts w:ascii="Times New Roman" w:hAnsi="Times New Roman" w:cs="Times New Roman"/>
+          <w:b/>
+          <w:bCs/>
+          <w:sz w:val="24"/>
+          <w:szCs w:val="24"/>
+        </w:rPr>
+        <w:t>Program DeretHuruf</w:t>
+      </w:r>
+    </w:p>
+    <w:p>
+      <w:pPr>
+        <w:rPr>
+          <w:rFonts w:ascii="Times New Roman" w:hAnsi="Times New Roman" w:cs="Times New Roman"/>
+          <w:b/>
+          <w:bCs/>
+          <w:sz w:val="24"/>
+          <w:szCs w:val="24"/>
+        </w:rPr>
+      </w:pPr>
+      <w:r>
+        <w:rPr>
+          <w:rFonts w:ascii="Times New Roman" w:hAnsi="Times New Roman" w:cs="Times New Roman"/>
+          <w:b/>
+          <w:bCs/>
+          <w:sz w:val="24"/>
+          <w:szCs w:val="24"/>
+        </w:rPr>
+        <w:t>Deklarasi:</w:t>
+      </w:r>
+    </w:p>
+    <w:p>
+      <w:pPr>
+        <w:rPr>
+          <w:rFonts w:ascii="Times New Roman" w:hAnsi="Times New Roman" w:cs="Times New Roman"/>
+          <w:b/>
+          <w:bCs/>
+          <w:sz w:val="24"/>
+          <w:szCs w:val="24"/>
+        </w:rPr>
+      </w:pPr>
+      <w:r>
+        <w:rPr>
+          <w:rFonts w:ascii="Times New Roman" w:hAnsi="Times New Roman" w:cs="Times New Roman"/>
+          <w:b/>
+          <w:bCs/>
+          <w:sz w:val="24"/>
+          <w:szCs w:val="24"/>
+        </w:rPr>
+        <w:t xml:space="preserve">    i, j, jml_kolom : integer</w:t>
+      </w:r>
+    </w:p>
+    <w:p>
+      <w:pPr>
+        <w:rPr>
+          <w:rFonts w:ascii="Times New Roman" w:hAnsi="Times New Roman" w:cs="Times New Roman"/>
+          <w:b/>
+          <w:bCs/>
+          <w:sz w:val="24"/>
+          <w:szCs w:val="24"/>
+        </w:rPr>
+      </w:pPr>
+      <w:r>
+        <w:rPr>
+          <w:rFonts w:ascii="Times New Roman" w:hAnsi="Times New Roman" w:cs="Times New Roman"/>
+          <w:b/>
+          <w:bCs/>
+          <w:sz w:val="24"/>
+          <w:szCs w:val="24"/>
+        </w:rPr>
+        <w:t xml:space="preserve">    karakter : char</w:t>
+      </w:r>
+    </w:p>
+    <w:p>
+      <w:pPr>
+        <w:rPr>
+          <w:rFonts w:ascii="Times New Roman" w:hAnsi="Times New Roman" w:cs="Times New Roman"/>
+          <w:b/>
+          <w:bCs/>
+          <w:sz w:val="24"/>
+          <w:szCs w:val="24"/>
+        </w:rPr>
+      </w:pPr>
+    </w:p>
+    <w:p>
+      <w:pPr>
+        <w:rPr>
+          <w:rFonts w:ascii="Times New Roman" w:hAnsi="Times New Roman" w:cs="Times New Roman"/>
+          <w:b/>
+          <w:bCs/>
+          <w:sz w:val="24"/>
+          <w:szCs w:val="24"/>
+        </w:rPr>
+      </w:pPr>
+      <w:r>
+        <w:rPr>
+          <w:rFonts w:ascii="Times New Roman" w:hAnsi="Times New Roman" w:cs="Times New Roman"/>
+          <w:b/>
+          <w:bCs/>
+          <w:sz w:val="24"/>
+          <w:szCs w:val="24"/>
+        </w:rPr>
+        <w:t>Algoritma:</w:t>
+      </w:r>
+    </w:p>
+    <w:p>
+      <w:pPr>
+        <w:rPr>
+          <w:rFonts w:ascii="Times New Roman" w:hAnsi="Times New Roman" w:cs="Times New Roman"/>
+          <w:b/>
+          <w:bCs/>
+          <w:sz w:val="24"/>
+          <w:szCs w:val="24"/>
+        </w:rPr>
+      </w:pPr>
+      <w:r>
+        <w:rPr>
+          <w:rFonts w:ascii="Times New Roman" w:hAnsi="Times New Roman" w:cs="Times New Roman"/>
+          <w:b/>
+          <w:bCs/>
+          <w:sz w:val="24"/>
+          <w:szCs w:val="24"/>
+        </w:rPr>
+        <w:t xml:space="preserve">    karakter = 'a'</w:t>
+      </w:r>
+    </w:p>
+    <w:p>
+      <w:pPr>
+        <w:rPr>
+          <w:rFonts w:ascii="Times New Roman" w:hAnsi="Times New Roman" w:cs="Times New Roman"/>
+          <w:b/>
+          <w:bCs/>
+          <w:sz w:val="24"/>
+          <w:szCs w:val="24"/>
+        </w:rPr>
+      </w:pPr>
+      <w:r>
+        <w:rPr>
+          <w:rFonts w:ascii="Times New Roman" w:hAnsi="Times New Roman" w:cs="Times New Roman"/>
+          <w:b/>
+          <w:bCs/>
+          <w:sz w:val="24"/>
+          <w:szCs w:val="24"/>
+        </w:rPr>
+        <w:t xml:space="preserve">    for i = 1 to 5 do</w:t>
+      </w:r>
+    </w:p>
+    <w:p>
+      <w:pPr>
+        <w:rPr>
+          <w:rFonts w:ascii="Times New Roman" w:hAnsi="Times New Roman" w:cs="Times New Roman"/>
+          <w:b/>
+          <w:bCs/>
+          <w:sz w:val="24"/>
+          <w:szCs w:val="24"/>
+        </w:rPr>
+      </w:pPr>
+      <w:r>
+        <w:rPr>
+          <w:rFonts w:ascii="Times New Roman" w:hAnsi="Times New Roman" w:cs="Times New Roman"/>
+          <w:b/>
+          <w:bCs/>
+          <w:sz w:val="24"/>
+          <w:szCs w:val="24"/>
+        </w:rPr>
+        <w:t xml:space="preserve">        jml_kolom = (2 * i) - 1</w:t>
+      </w:r>
+    </w:p>
+    <w:p>
+      <w:pPr>
+        <w:rPr>
+          <w:rFonts w:ascii="Times New Roman" w:hAnsi="Times New Roman" w:cs="Times New Roman"/>
+          <w:b/>
+          <w:bCs/>
+          <w:sz w:val="24"/>
+          <w:szCs w:val="24"/>
+        </w:rPr>
+      </w:pPr>
+      <w:r>
+        <w:rPr>
+          <w:rFonts w:ascii="Times New Roman" w:hAnsi="Times New Roman" w:cs="Times New Roman"/>
+          <w:b/>
+          <w:bCs/>
+          <w:sz w:val="24"/>
+          <w:szCs w:val="24"/>
+        </w:rPr>
+        <w:t xml:space="preserve">        for j = 1 to jml_kolom do</w:t>
+      </w:r>
+    </w:p>
+    <w:p>
+      <w:pPr>
+        <w:rPr>
+          <w:rFonts w:ascii="Times New Roman" w:hAnsi="Times New Roman" w:cs="Times New Roman"/>
+          <w:b/>
+          <w:bCs/>
+          <w:sz w:val="24"/>
+          <w:szCs w:val="24"/>
+        </w:rPr>
+      </w:pPr>
+      <w:r>
+        <w:rPr>
+          <w:rFonts w:ascii="Times New Roman" w:hAnsi="Times New Roman" w:cs="Times New Roman"/>
+          <w:b/>
+          <w:bCs/>
+          <w:sz w:val="24"/>
+          <w:szCs w:val="24"/>
+        </w:rPr>
+        <w:t xml:space="preserve">            write(karakter)</w:t>
+      </w:r>
+    </w:p>
+    <w:p>
+      <w:pPr>
+        <w:rPr>
+          <w:rFonts w:ascii="Times New Roman" w:hAnsi="Times New Roman" w:cs="Times New Roman"/>
+          <w:b/>
+          <w:bCs/>
+          <w:sz w:val="24"/>
+          <w:szCs w:val="24"/>
+        </w:rPr>
+      </w:pPr>
+      <w:r>
+        <w:rPr>
+          <w:rFonts w:ascii="Times New Roman" w:hAnsi="Times New Roman" w:cs="Times New Roman"/>
+          <w:b/>
+          <w:bCs/>
+          <w:sz w:val="24"/>
+          <w:szCs w:val="24"/>
+        </w:rPr>
+        <w:t xml:space="preserve">            karakter = karakter + 1</w:t>
+      </w:r>
+    </w:p>
+    <w:p>
+      <w:pPr>
+        <w:rPr>
+          <w:rFonts w:ascii="Times New Roman" w:hAnsi="Times New Roman" w:cs="Times New Roman"/>
+          <w:b/>
+          <w:bCs/>
+          <w:sz w:val="24"/>
+          <w:szCs w:val="24"/>
+        </w:rPr>
+      </w:pPr>
+      <w:r>
+        <w:rPr>
+          <w:rFonts w:ascii="Times New Roman" w:hAnsi="Times New Roman" w:cs="Times New Roman"/>
+          <w:b/>
+          <w:bCs/>
+          <w:sz w:val="24"/>
+          <w:szCs w:val="24"/>
+        </w:rPr>
+        <w:t xml:space="preserve">        end for</w:t>
+      </w:r>
+    </w:p>
+    <w:p>
+      <w:pPr>
+        <w:rPr>
+          <w:rFonts w:ascii="Times New Roman" w:hAnsi="Times New Roman" w:cs="Times New Roman"/>
+          <w:b/>
+          <w:bCs/>
+          <w:sz w:val="24"/>
+          <w:szCs w:val="24"/>
+        </w:rPr>
+      </w:pPr>
+      <w:r>
+        <w:rPr>
+          <w:rFonts w:ascii="Times New Roman" w:hAnsi="Times New Roman" w:cs="Times New Roman"/>
+          <w:b/>
+          <w:bCs/>
+          <w:sz w:val="24"/>
+          <w:szCs w:val="24"/>
+        </w:rPr>
+        <w:t xml:space="preserve">        newline()</w:t>
+      </w:r>
+    </w:p>
+    <w:p>
+      <w:pPr>
+        <w:rPr>
+          <w:rFonts w:ascii="Times New Roman" w:hAnsi="Times New Roman" w:cs="Times New Roman"/>
+          <w:b/>
+          <w:bCs/>
+          <w:sz w:val="24"/>
+          <w:szCs w:val="24"/>
+        </w:rPr>
+      </w:pPr>
+      <w:r>
+        <w:rPr>
+          <w:rFonts w:ascii="Times New Roman" w:hAnsi="Times New Roman" w:cs="Times New Roman"/>
+          <w:b/>
+          <w:bCs/>
+          <w:sz w:val="24"/>
+          <w:szCs w:val="24"/>
+        </w:rPr>
+        <w:t xml:space="preserve">    end for</w:t>
+      </w:r>
+    </w:p>
+    <w:p>
+      <w:pPr>
+        <w:rPr>
+          <w:rFonts w:ascii="Times New Roman" w:hAnsi="Times New Roman" w:cs="Times New Roman"/>
+          <w:b/>
+          <w:bCs/>
+          <w:sz w:val="24"/>
+          <w:szCs w:val="24"/>
+        </w:rPr>
+      </w:pPr>
+      <w:r>
+        <w:rPr>
+          <w:rFonts w:ascii="Times New Roman" w:hAnsi="Times New Roman" w:cs="Times New Roman"/>
+          <w:b/>
+          <w:bCs/>
+          <w:sz w:val="24"/>
+          <w:szCs w:val="24"/>
+        </w:rPr>
+        <w:t>EndProgram</w:t>
+      </w:r>
+    </w:p>
+    <w:p>
+      <w:pPr>
+        <w:rPr>
+          <w:rFonts w:ascii="Times New Roman" w:hAnsi="Times New Roman" w:cs="Times New Roman"/>
+          <w:b/>
+          <w:bCs/>
+          <w:sz w:val="24"/>
+          <w:szCs w:val="24"/>
+        </w:rPr>
+      </w:pPr>
+    </w:p>
+    <w:p>
+      <w:pPr>
+        <w:rPr>
+          <w:rFonts w:ascii="Times New Roman" w:hAnsi="Times New Roman" w:cs="Times New Roman"/>
+          <w:b/>
+          <w:bCs/>
+          <w:sz w:val="24"/>
+          <w:szCs w:val="24"/>
+        </w:rPr>
+      </w:pPr>
+      <w:r>
+        <w:rPr>
+          <w:rFonts w:ascii="Times New Roman" w:hAnsi="Times New Roman" w:cs="Times New Roman"/>
+          <w:b/>
+          <w:bCs/>
+          <w:sz w:val="24"/>
+          <w:szCs w:val="24"/>
+        </w:rPr>
+        <w:lastRenderedPageBreak/>
+        <w:drawing>
+          <wp:inline distT="0" distB="0" distL="0" distR="0" wp14:anchorId="2C8C3C3E" wp14:editId="1AEFF3D0">
+            <wp:extent cx="4667901" cy="7859222"/>
+            <wp:effectExtent l="0" t="0" r="0" b="8890"/>
+            <wp:docPr id="955519254" name="Picture 1"/>
+            <wp:cNvGraphicFramePr>
+              <a:graphicFrameLocks xmlns:a="http://schemas.openxmlformats.org/drawingml/2006/main" noChangeAspect="1"/>
+            </wp:cNvGraphicFramePr>
+            <a:graphic xmlns:a="http://schemas.openxmlformats.org/drawingml/2006/main">
+              <a:graphicData uri="http://schemas.openxmlformats.org/drawingml/2006/picture">
+                <pic:pic xmlns:pic="http://schemas.openxmlformats.org/drawingml/2006/picture">
+                  <pic:nvPicPr>
+                    <pic:cNvPr id="955519254" name=""/>
+                    <pic:cNvPicPr/>
+                  </pic:nvPicPr>
+                  <pic:blipFill>
+                    <a:blip r:embed="rId10"/>
+                    <a:stretch>
+                      <a:fillRect/>
+                    </a:stretch>
+                  </pic:blipFill>
+                  <pic:spPr>
+                    <a:xfrm>
+                      <a:off x="0" y="0"/>
+                      <a:ext cx="4667901" cy="7859222"/>
+                    </a:xfrm>
+                    <a:prstGeom prst="rect">
+                      <a:avLst/>
+                    </a:prstGeom>
+                  </pic:spPr>
+                </pic:pic>
+              </a:graphicData>
+            </a:graphic>
+          </wp:inline>
+        </w:drawing>
+      </w:r>
+    </w:p>
+    <w:p>
+      <w:pPr>
+        <w:rPr>
+          <w:rFonts w:ascii="Times New Roman" w:hAnsi="Times New Roman" w:cs="Times New Roman"/>
+          <w:b/>
+          <w:bCs/>
+          <w:sz w:val="24"/>
+          <w:szCs w:val="24"/>
+        </w:rPr>
+      </w:pPr>
+    </w:p>
+    <w:p>
+      <w:pPr>
+        <w:numPr>
+          <w:ilvl w:val="0"/>
+          <w:numId w:val="10"/>
+        </w:numPr>
+        <w:rPr>
+          <w:rFonts w:ascii="Times New Roman" w:hAnsi="Times New Roman" w:cs="Times New Roman"/>
+          <w:b/>
+          <w:bCs/>
+          <w:sz w:val="24"/>
+          <w:szCs w:val="24"/>
+        </w:rPr>
+      </w:pPr>
+      <w:r>
+        <w:rPr>
+          <w:rFonts w:ascii="Times New Roman" w:hAnsi="Times New Roman" w:cs="Times New Roman"/>
+          <w:b/>
+          <w:bCs/>
+          <w:sz w:val="24"/>
+          <w:szCs w:val="24"/>
+        </w:rPr>
+        <w:t xml:space="preserve">Buatlah </w:t>
+      </w:r>
+      <w:r>
+        <w:rPr>
+          <w:rFonts w:ascii="Times New Roman" w:hAnsi="Times New Roman" w:cs="Times New Roman"/>
+          <w:b/>
+          <w:bCs/>
+          <w:i/>
+          <w:iCs/>
+          <w:sz w:val="24"/>
+          <w:szCs w:val="24"/>
+        </w:rPr>
+        <w:t>flowchart</w:t>
+      </w:r>
+      <w:r>
+        <w:rPr>
+          <w:rFonts w:ascii="Times New Roman" w:hAnsi="Times New Roman" w:cs="Times New Roman"/>
+          <w:b/>
+          <w:bCs/>
+          <w:sz w:val="24"/>
+          <w:szCs w:val="24"/>
+        </w:rPr>
+        <w:t xml:space="preserve"> dan </w:t>
+      </w:r>
+      <w:r>
+        <w:rPr>
+          <w:rFonts w:ascii="Times New Roman" w:hAnsi="Times New Roman" w:cs="Times New Roman"/>
+          <w:b/>
+          <w:bCs/>
+          <w:i/>
+          <w:iCs/>
+          <w:sz w:val="24"/>
+          <w:szCs w:val="24"/>
+        </w:rPr>
+        <w:t>pseudocode</w:t>
+      </w:r>
+      <w:r>
+        <w:rPr>
+          <w:rFonts w:ascii="Times New Roman" w:hAnsi="Times New Roman" w:cs="Times New Roman"/>
+          <w:b/>
+          <w:bCs/>
+          <w:sz w:val="24"/>
+          <w:szCs w:val="24"/>
+        </w:rPr>
+        <w:t xml:space="preserve"> untuk menghitung dan menampilkan jumlah kuadrat bilangan 1–n. Gunakan perulangan bersarang.</w:t>
+      </w:r>
+      <w:r>
+        <w:rPr>
+          <w:rFonts w:ascii="Times New Roman" w:hAnsi="Times New Roman" w:cs="Times New Roman"/>
+          <w:b/>
+          <w:bCs/>
+          <w:sz w:val="24"/>
+          <w:szCs w:val="24"/>
+          <w:lang w:val="en-US"/>
+        </w:rPr>
+        <w:t xml:space="preserve"> Berikut output yang diharapkan jika n pada rentang 1 s.d 5:</w:t>
+      </w:r>
+    </w:p>
+    <w:p>
+      <w:pPr>
+        <w:rPr>
+          <w:rFonts w:ascii="Times New Roman" w:hAnsi="Times New Roman" w:cs="Times New Roman"/>
+          <w:b/>
+          <w:bCs/>
+          <w:sz w:val="24"/>
+          <w:szCs w:val="24"/>
+        </w:rPr>
+      </w:pPr>
+      <w:r>
+        <w:rPr>
+          <w:rFonts w:ascii="Times New Roman" w:hAnsi="Times New Roman" w:cs="Times New Roman"/>
+          <w:b/>
+          <w:bCs/>
+          <w:sz w:val="24"/>
+          <w:szCs w:val="24"/>
+        </w:rPr>
+        <w:lastRenderedPageBreak/>
+        <w:t>n = 1 → jumlah kuadrat = 1</w:t>
+      </w:r>
+    </w:p>
+    <w:p>
+      <w:pPr>
+        <w:rPr>
+          <w:rFonts w:ascii="Times New Roman" w:hAnsi="Times New Roman" w:cs="Times New Roman"/>
+          <w:b/>
+          <w:bCs/>
+          <w:sz w:val="24"/>
+          <w:szCs w:val="24"/>
+        </w:rPr>
+      </w:pPr>
+      <w:r>
+        <w:rPr>
+          <w:rFonts w:ascii="Times New Roman" w:hAnsi="Times New Roman" w:cs="Times New Roman"/>
+          <w:b/>
+          <w:bCs/>
+          <w:sz w:val="24"/>
+          <w:szCs w:val="24"/>
+        </w:rPr>
+        <w:t>n = 2 → jumlah kuadrat = 1 + 4 = 5</w:t>
+      </w:r>
+    </w:p>
+    <w:p>
+      <w:pPr>
+        <w:rPr>
+          <w:rFonts w:ascii="Times New Roman" w:hAnsi="Times New Roman" w:cs="Times New Roman"/>
+          <w:b/>
+          <w:bCs/>
+          <w:sz w:val="24"/>
+          <w:szCs w:val="24"/>
+        </w:rPr>
+      </w:pPr>
+      <w:r>
+        <w:rPr>
+          <w:rFonts w:ascii="Times New Roman" w:hAnsi="Times New Roman" w:cs="Times New Roman"/>
+          <w:b/>
+          <w:bCs/>
+          <w:sz w:val="24"/>
+          <w:szCs w:val="24"/>
+        </w:rPr>
+        <w:t>n = 3 → jumlah kuadrat = 1 + 4 + 9 = 14</w:t>
+      </w:r>
+    </w:p>
+    <w:p>
+      <w:pPr>
+        <w:rPr>
+          <w:rFonts w:ascii="Times New Roman" w:hAnsi="Times New Roman" w:cs="Times New Roman"/>
+          <w:b/>
+          <w:bCs/>
+          <w:sz w:val="24"/>
+          <w:szCs w:val="24"/>
+        </w:rPr>
+      </w:pPr>
+      <w:r>
+        <w:rPr>
+          <w:rFonts w:ascii="Times New Roman" w:hAnsi="Times New Roman" w:cs="Times New Roman"/>
+          <w:b/>
+          <w:bCs/>
+          <w:sz w:val="24"/>
+          <w:szCs w:val="24"/>
+        </w:rPr>
+        <w:t>n = 4 → jumlah kuadrat = 1 + 4 + 9 + 16 = 30</w:t>
+      </w:r>
+    </w:p>
+    <w:p>
+      <w:pPr>
+        <w:rPr>
+          <w:rFonts w:ascii="Times New Roman" w:hAnsi="Times New Roman" w:cs="Times New Roman"/>
+          <w:b/>
+          <w:bCs/>
+          <w:sz w:val="24"/>
+          <w:szCs w:val="24"/>
+        </w:rPr>
+      </w:pPr>
+      <w:r>
+        <w:rPr>
+          <w:rFonts w:ascii="Times New Roman" w:hAnsi="Times New Roman" w:cs="Times New Roman"/>
+          <w:b/>
+          <w:bCs/>
+          <w:sz w:val="24"/>
+          <w:szCs w:val="24"/>
+        </w:rPr>
+        <w:t>n = 5 → jumlah kuadrat = 1 + 4 + 9 + 16 + 25 = 55</w:t>
+      </w:r>
+    </w:p>
+    <w:p>
+      <w:pPr>
+        <w:rPr>
+          <w:rFonts w:ascii="Times New Roman" w:hAnsi="Times New Roman" w:cs="Times New Roman"/>
+          <w:b/>
+          <w:bCs/>
+          <w:sz w:val="24"/>
+          <w:szCs w:val="24"/>
+        </w:rPr>
+      </w:pPr>
+    </w:p>
+    <w:p>
+      <w:pPr>
+        <w:rPr>
+          <w:rFonts w:ascii="Times New Roman" w:hAnsi="Times New Roman" w:cs="Times New Roman"/>
+          <w:b/>
+          <w:bCs/>
+          <w:sz w:val="24"/>
+          <w:szCs w:val="24"/>
+        </w:rPr>
+      </w:pPr>
+      <w:r>
+        <w:rPr>
+          <w:rFonts w:ascii="Times New Roman" w:hAnsi="Times New Roman" w:cs="Times New Roman"/>
+          <w:b/>
+          <w:bCs/>
+          <w:sz w:val="24"/>
+          <w:szCs w:val="24"/>
+        </w:rPr>
+        <w:t>Jawaban:</w:t>
+      </w:r>
+    </w:p>
+    <w:p>
+      <w:pPr>
+        <w:rPr>
+          <w:rFonts w:ascii="Times New Roman" w:hAnsi="Times New Roman" w:cs="Times New Roman"/>
+          <w:b/>
+          <w:bCs/>
+          <w:sz w:val="24"/>
+          <w:szCs w:val="24"/>
+        </w:rPr>
+      </w:pPr>
+      <w:r>
+        <w:rPr>
+          <w:rFonts w:ascii="Times New Roman" w:hAnsi="Times New Roman" w:cs="Times New Roman"/>
+          <w:b/>
+          <w:bCs/>
+          <w:sz w:val="24"/>
+          <w:szCs w:val="24"/>
+        </w:rPr>
+        <w:t>Program JumlahKuadrat</w:t>
+      </w:r>
+    </w:p>
+    <w:p>
+      <w:pPr>
+        <w:rPr>
+          <w:rFonts w:ascii="Times New Roman" w:hAnsi="Times New Roman" w:cs="Times New Roman"/>
+          <w:b/>
+          <w:bCs/>
+          <w:sz w:val="24"/>
+          <w:szCs w:val="24"/>
+        </w:rPr>
+      </w:pPr>
+      <w:r>
+        <w:rPr>
+          <w:rFonts w:ascii="Times New Roman" w:hAnsi="Times New Roman" w:cs="Times New Roman"/>
+          <w:b/>
+          <w:bCs/>
+          <w:sz w:val="24"/>
+          <w:szCs w:val="24"/>
+        </w:rPr>
+        <w:t>Deklarasi:</w:t>
+      </w:r>
+    </w:p>
+    <w:p>
+      <w:pPr>
+        <w:rPr>
+          <w:rFonts w:ascii="Times New Roman" w:hAnsi="Times New Roman" w:cs="Times New Roman"/>
+          <w:b/>
+          <w:bCs/>
+          <w:sz w:val="24"/>
+          <w:szCs w:val="24"/>
+        </w:rPr>
+      </w:pPr>
+      <w:r>
+        <w:rPr>
+          <w:rFonts w:ascii="Times New Roman" w:hAnsi="Times New Roman" w:cs="Times New Roman"/>
+          <w:b/>
+          <w:bCs/>
+          <w:sz w:val="24"/>
+          <w:szCs w:val="24"/>
+        </w:rPr>
+        <w:t xml:space="preserve">    n, i, j, jumlah, sub_total : integer</w:t>
+      </w:r>
+    </w:p>
+    <w:p>
+      <w:pPr>
+        <w:rPr>
+          <w:rFonts w:ascii="Times New Roman" w:hAnsi="Times New Roman" w:cs="Times New Roman"/>
+          <w:b/>
+          <w:bCs/>
+          <w:sz w:val="24"/>
+          <w:szCs w:val="24"/>
+        </w:rPr>
+      </w:pPr>
+    </w:p>
+    <w:p>
+      <w:pPr>
+        <w:rPr>
+          <w:rFonts w:ascii="Times New Roman" w:hAnsi="Times New Roman" w:cs="Times New Roman"/>
+          <w:b/>
+          <w:bCs/>
+          <w:sz w:val="24"/>
+          <w:szCs w:val="24"/>
+        </w:rPr>
+      </w:pPr>
+      <w:r>
+        <w:rPr>
+          <w:rFonts w:ascii="Times New Roman" w:hAnsi="Times New Roman" w:cs="Times New Roman"/>
+          <w:b/>
+          <w:bCs/>
+          <w:sz w:val="24"/>
+          <w:szCs w:val="24"/>
+        </w:rPr>
+        <w:t>Algoritma:</w:t>
+      </w:r>
+    </w:p>
+    <w:p>
+      <w:pPr>
+        <w:rPr>
+          <w:rFonts w:ascii="Times New Roman" w:hAnsi="Times New Roman" w:cs="Times New Roman"/>
+          <w:b/>
+          <w:bCs/>
+          <w:sz w:val="24"/>
+          <w:szCs w:val="24"/>
+        </w:rPr>
+      </w:pPr>
+      <w:r>
+        <w:rPr>
+          <w:rFonts w:ascii="Times New Roman" w:hAnsi="Times New Roman" w:cs="Times New Roman"/>
+          <w:b/>
+          <w:bCs/>
+          <w:sz w:val="24"/>
+          <w:szCs w:val="24"/>
+        </w:rPr>
+        <w:t xml:space="preserve">    read(n)</w:t>
+      </w:r>
+    </w:p>
+    <w:p>
+      <w:pPr>
+        <w:rPr>
+          <w:rFonts w:ascii="Times New Roman" w:hAnsi="Times New Roman" w:cs="Times New Roman"/>
+          <w:b/>
+          <w:bCs/>
+          <w:sz w:val="24"/>
+          <w:szCs w:val="24"/>
+        </w:rPr>
+      </w:pPr>
+      <w:r>
+        <w:rPr>
+          <w:rFonts w:ascii="Times New Roman" w:hAnsi="Times New Roman" w:cs="Times New Roman"/>
+          <w:b/>
+          <w:bCs/>
+          <w:sz w:val="24"/>
+          <w:szCs w:val="24"/>
+        </w:rPr>
+        <w:t xml:space="preserve">    for i = 1 to n do</w:t>
+      </w:r>
+    </w:p>
+    <w:p>
+      <w:pPr>
+        <w:rPr>
+          <w:rFonts w:ascii="Times New Roman" w:hAnsi="Times New Roman" w:cs="Times New Roman"/>
+          <w:b/>
+          <w:bCs/>
+          <w:sz w:val="24"/>
+          <w:szCs w:val="24"/>
+        </w:rPr>
+      </w:pPr>
+      <w:r>
+        <w:rPr>
+          <w:rFonts w:ascii="Times New Roman" w:hAnsi="Times New Roman" w:cs="Times New Roman"/>
+          <w:b/>
+          <w:bCs/>
+          <w:sz w:val="24"/>
+          <w:szCs w:val="24"/>
+        </w:rPr>
+        <w:t xml:space="preserve">        jumlah = 0</w:t>
+      </w:r>
+    </w:p>
+    <w:p>
+      <w:pPr>
+        <w:rPr>
+          <w:rFonts w:ascii="Times New Roman" w:hAnsi="Times New Roman" w:cs="Times New Roman"/>
+          <w:b/>
+          <w:bCs/>
+          <w:sz w:val="24"/>
+          <w:szCs w:val="24"/>
+        </w:rPr>
+      </w:pPr>
+      <w:r>
+        <w:rPr>
+          <w:rFonts w:ascii="Times New Roman" w:hAnsi="Times New Roman" w:cs="Times New Roman"/>
+          <w:b/>
+          <w:bCs/>
+          <w:sz w:val="24"/>
+          <w:szCs w:val="24"/>
+        </w:rPr>
+        <w:t xml:space="preserve">        write("n = ", i, " → jumlah kuadrat = ")</w:t>
+      </w:r>
+    </w:p>
+    <w:p>
+      <w:pPr>
+        <w:rPr>
+          <w:rFonts w:ascii="Times New Roman" w:hAnsi="Times New Roman" w:cs="Times New Roman"/>
+          <w:b/>
+          <w:bCs/>
+          <w:sz w:val="24"/>
+          <w:szCs w:val="24"/>
+        </w:rPr>
+      </w:pPr>
+      <w:r>
+        <w:rPr>
+          <w:rFonts w:ascii="Times New Roman" w:hAnsi="Times New Roman" w:cs="Times New Roman"/>
+          <w:b/>
+          <w:bCs/>
+          <w:sz w:val="24"/>
+          <w:szCs w:val="24"/>
+        </w:rPr>
+        <w:t xml:space="preserve">        for j = 1 to i do</w:t>
+      </w:r>
+    </w:p>
+    <w:p>
+      <w:pPr>
+        <w:rPr>
+          <w:rFonts w:ascii="Times New Roman" w:hAnsi="Times New Roman" w:cs="Times New Roman"/>
+          <w:b/>
+          <w:bCs/>
+          <w:sz w:val="24"/>
+          <w:szCs w:val="24"/>
+        </w:rPr>
+      </w:pPr>
+      <w:r>
+        <w:rPr>
+          <w:rFonts w:ascii="Times New Roman" w:hAnsi="Times New Roman" w:cs="Times New Roman"/>
+          <w:b/>
+          <w:bCs/>
+          <w:sz w:val="24"/>
+          <w:szCs w:val="24"/>
+        </w:rPr>
+        <w:t xml:space="preserve">            sub_total = j * j</w:t>
+      </w:r>
+    </w:p>
+    <w:p>
+      <w:pPr>
+        <w:rPr>
+          <w:rFonts w:ascii="Times New Roman" w:hAnsi="Times New Roman" w:cs="Times New Roman"/>
+          <w:b/>
+          <w:bCs/>
+          <w:sz w:val="24"/>
+          <w:szCs w:val="24"/>
+        </w:rPr>
+      </w:pPr>
+      <w:r>
+        <w:rPr>
+          <w:rFonts w:ascii="Times New Roman" w:hAnsi="Times New Roman" w:cs="Times New Roman"/>
+          <w:b/>
+          <w:bCs/>
+          <w:sz w:val="24"/>
+          <w:szCs w:val="24"/>
+        </w:rPr>
+        <w:t xml:space="preserve">            jumlah = jumlah + sub_total</w:t>
+      </w:r>
+    </w:p>
+    <w:p>
+      <w:pPr>
+        <w:rPr>
+          <w:rFonts w:ascii="Times New Roman" w:hAnsi="Times New Roman" w:cs="Times New Roman"/>
+          <w:b/>
+          <w:bCs/>
+          <w:sz w:val="24"/>
+          <w:szCs w:val="24"/>
+        </w:rPr>
+      </w:pPr>
+      <w:r>
+        <w:rPr>
+          <w:rFonts w:ascii="Times New Roman" w:hAnsi="Times New Roman" w:cs="Times New Roman"/>
+          <w:b/>
+          <w:bCs/>
+          <w:sz w:val="24"/>
+          <w:szCs w:val="24"/>
+        </w:rPr>
+        <w:t xml:space="preserve">            write(sub_total)</w:t>
+      </w:r>
+    </w:p>
+    <w:p>
+      <w:pPr>
+        <w:rPr>
+          <w:rFonts w:ascii="Times New Roman" w:hAnsi="Times New Roman" w:cs="Times New Roman"/>
+          <w:b/>
+          <w:bCs/>
+          <w:sz w:val="24"/>
+          <w:szCs w:val="24"/>
+        </w:rPr>
+      </w:pPr>
+      <w:r>
+        <w:rPr>
+          <w:rFonts w:ascii="Times New Roman" w:hAnsi="Times New Roman" w:cs="Times New Roman"/>
+          <w:b/>
+          <w:bCs/>
+          <w:sz w:val="24"/>
+          <w:szCs w:val="24"/>
+        </w:rPr>
+        <w:t xml:space="preserve">            if j &lt; i then</w:t>
+      </w:r>
+    </w:p>
+    <w:p>
+      <w:pPr>
+        <w:rPr>
+          <w:rFonts w:ascii="Times New Roman" w:hAnsi="Times New Roman" w:cs="Times New Roman"/>
+          <w:b/>
+          <w:bCs/>
+          <w:sz w:val="24"/>
+          <w:szCs w:val="24"/>
+        </w:rPr>
+      </w:pPr>
+      <w:r>
+        <w:rPr>
+          <w:rFonts w:ascii="Times New Roman" w:hAnsi="Times New Roman" w:cs="Times New Roman"/>
+          <w:b/>
+          <w:bCs/>
+          <w:sz w:val="24"/>
+          <w:szCs w:val="24"/>
+        </w:rPr>
+        <w:t xml:space="preserve">                write(" + ")</w:t>
+      </w:r>
+    </w:p>
+    <w:p>
+      <w:pPr>
+        <w:rPr>
+          <w:rFonts w:ascii="Times New Roman" w:hAnsi="Times New Roman" w:cs="Times New Roman"/>
+          <w:b/>
+          <w:bCs/>
+          <w:sz w:val="24"/>
+          <w:szCs w:val="24"/>
+        </w:rPr>
+      </w:pPr>
+      <w:r>
+        <w:rPr>
+          <w:rFonts w:ascii="Times New Roman" w:hAnsi="Times New Roman" w:cs="Times New Roman"/>
+          <w:b/>
+          <w:bCs/>
+          <w:sz w:val="24"/>
+          <w:szCs w:val="24"/>
+        </w:rPr>
+        <w:t xml:space="preserve">            end if</w:t>
+      </w:r>
+    </w:p>
+    <w:p>
+      <w:pPr>
+        <w:rPr>
+          <w:rFonts w:ascii="Times New Roman" w:hAnsi="Times New Roman" w:cs="Times New Roman"/>
+          <w:b/>
+          <w:bCs/>
+          <w:sz w:val="24"/>
+          <w:szCs w:val="24"/>
+        </w:rPr>
+      </w:pPr>
+      <w:r>
+        <w:rPr>
+          <w:rFonts w:ascii="Times New Roman" w:hAnsi="Times New Roman" w:cs="Times New Roman"/>
+          <w:b/>
+          <w:bCs/>
+          <w:sz w:val="24"/>
+          <w:szCs w:val="24"/>
+        </w:rPr>
+        <w:t xml:space="preserve">        end for</w:t>
+      </w:r>
+    </w:p>
+    <w:p>
+      <w:pPr>
+        <w:rPr>
+          <w:rFonts w:ascii="Times New Roman" w:hAnsi="Times New Roman" w:cs="Times New Roman"/>
+          <w:b/>
+          <w:bCs/>
+          <w:sz w:val="24"/>
+          <w:szCs w:val="24"/>
+        </w:rPr>
+      </w:pPr>
+      <w:r>
+        <w:rPr>
+          <w:rFonts w:ascii="Times New Roman" w:hAnsi="Times New Roman" w:cs="Times New Roman"/>
+          <w:b/>
+          <w:bCs/>
+          <w:sz w:val="24"/>
+          <w:szCs w:val="24"/>
+        </w:rPr>
+        <w:t xml:space="preserve">        write(" = ", jumlah)</w:t>
+      </w:r>
+    </w:p>
+    <w:p>
+      <w:pPr>
+        <w:rPr>
+          <w:rFonts w:ascii="Times New Roman" w:hAnsi="Times New Roman" w:cs="Times New Roman"/>
+          <w:b/>
+          <w:bCs/>
+          <w:sz w:val="24"/>
+          <w:szCs w:val="24"/>
+        </w:rPr>
+      </w:pPr>
+      <w:r>
+        <w:rPr>
+          <w:rFonts w:ascii="Times New Roman" w:hAnsi="Times New Roman" w:cs="Times New Roman"/>
+          <w:b/>
+          <w:bCs/>
+          <w:sz w:val="24"/>
+          <w:szCs w:val="24"/>
+        </w:rPr>
+        <w:t xml:space="preserve">        newline()</w:t>
+      </w:r>
+    </w:p>
+    <w:p>
+      <w:pPr>
+        <w:rPr>
+          <w:rFonts w:ascii="Times New Roman" w:hAnsi="Times New Roman" w:cs="Times New Roman"/>
+          <w:b/>
+          <w:bCs/>
+          <w:sz w:val="24"/>
+          <w:szCs w:val="24"/>
+        </w:rPr>
+      </w:pPr>
+      <w:r>
+        <w:rPr>
+          <w:rFonts w:ascii="Times New Roman" w:hAnsi="Times New Roman" w:cs="Times New Roman"/>
+          <w:b/>
+          <w:bCs/>
+          <w:sz w:val="24"/>
+          <w:szCs w:val="24"/>
+        </w:rPr>
+        <w:t xml:space="preserve">    end for</w:t>
+      </w:r>
+    </w:p>
+    <w:p>
+      <w:pPr>
+        <w:rPr>
+          <w:rFonts w:ascii="Times New Roman" w:hAnsi="Times New Roman" w:cs="Times New Roman"/>
+          <w:b/>
+          <w:bCs/>
+          <w:sz w:val="24"/>
+          <w:szCs w:val="24"/>
+        </w:rPr>
+      </w:pPr>
+      <w:r>
+        <w:rPr>
+          <w:rFonts w:ascii="Times New Roman" w:hAnsi="Times New Roman" w:cs="Times New Roman"/>
+          <w:b/>
+          <w:bCs/>
+          <w:sz w:val="24"/>
+          <w:szCs w:val="24"/>
+        </w:rPr>
+        <w:t>EndProgram</w:t>
+      </w:r>
+    </w:p>
+    <w:p>
+      <w:pPr>
+        <w:rPr>
+          <w:rFonts w:ascii="Times New Roman" w:hAnsi="Times New Roman" w:cs="Times New Roman"/>
+          <w:b/>
+          <w:bCs/>
+          <w:sz w:val="24"/>
+          <w:szCs w:val="24"/>
+        </w:rPr>
+      </w:pPr>
+      <w:r>
+        <w:rPr>
+          <w:rFonts w:ascii="Times New Roman" w:hAnsi="Times New Roman" w:cs="Times New Roman"/>
+          <w:b/>
+          <w:bCs/>
+          <w:sz w:val="24"/>
+          <w:szCs w:val="24"/>
+        </w:rPr>
+        <w:lastRenderedPageBreak/>
+        <w:drawing>
+          <wp:inline distT="0" distB="0" distL="0" distR="0" wp14:anchorId="62AC8AC4" wp14:editId="10546C0E">
+            <wp:extent cx="2981741" cy="7802064"/>
+            <wp:effectExtent l="0" t="0" r="9525" b="8890"/>
+            <wp:docPr id="819649348" name="Picture 1"/>
+            <wp:cNvGraphicFramePr>
+              <a:graphicFrameLocks xmlns:a="http://schemas.openxmlformats.org/drawingml/2006/main" noChangeAspect="1"/>
+            </wp:cNvGraphicFramePr>
+            <a:graphic xmlns:a="http://schemas.openxmlformats.org/drawingml/2006/main">
+              <a:graphicData uri="http://schemas.openxmlformats.org/drawingml/2006/picture">
+                <pic:pic xmlns:pic="http://schemas.openxmlformats.org/drawingml/2006/picture">
+                  <pic:nvPicPr>
+                    <pic:cNvPr id="819649348" name=""/>
+                    <pic:cNvPicPr/>
+                  </pic:nvPicPr>
+                  <pic:blipFill>
+                    <a:blip r:embed="rId11"/>
+                    <a:stretch>
+                      <a:fillRect/>
+                    </a:stretch>
+                  </pic:blipFill>
+                  <pic:spPr>
+                    <a:xfrm>
+                      <a:off x="0" y="0"/>
+                      <a:ext cx="2981741" cy="7802064"/>
+                    </a:xfrm>
+                    <a:prstGeom prst="rect">
+                      <a:avLst/>
+                    </a:prstGeom>
+                  </pic:spPr>
+                </pic:pic>
+              </a:graphicData>
+            </a:graphic>
+          </wp:inline>
+        </w:drawing>
+      </w:r>
+    </w:p>
+    <w:p>
+      <w:pPr>
+        <w:rPr>
+          <w:rFonts w:ascii="Times New Roman" w:hAnsi="Times New Roman" w:cs="Times New Roman"/>
+          <w:b/>
+          <w:bCs/>
+          <w:sz w:val="24"/>
+          <w:szCs w:val="24"/>
+        </w:rPr>
+      </w:pPr>
+    </w:p>
+    <w:p>
+      <w:pPr>
+        <w:pStyle w:val="ListParagraph"/>
+        <w:numPr>
+          <w:ilvl w:val="0"/>
+          <w:numId w:val="10"/>
+        </w:numPr>
+        <w:rPr>
+          <w:rFonts w:ascii="Times New Roman" w:hAnsi="Times New Roman" w:cs="Times New Roman"/>
+          <w:b/>
+          <w:bCs/>
+          <w:sz w:val="24"/>
+          <w:szCs w:val="24"/>
+        </w:rPr>
+      </w:pPr>
+      <w:r>
+        <w:rPr>
+          <w:rFonts w:ascii="Times New Roman" w:hAnsi="Times New Roman" w:cs="Times New Roman"/>
+          <w:b/>
+          <w:bCs/>
+          <w:sz w:val="24"/>
+          <w:szCs w:val="24"/>
+          <w:lang w:val="id-ID"/>
+        </w:rPr>
+        <w:t xml:space="preserve">Buat </w:t>
+      </w:r>
+      <w:r>
+        <w:rPr>
+          <w:rFonts w:ascii="Times New Roman" w:hAnsi="Times New Roman" w:cs="Times New Roman"/>
+          <w:b/>
+          <w:bCs/>
+          <w:i/>
+          <w:iCs/>
+          <w:sz w:val="24"/>
+          <w:szCs w:val="24"/>
+          <w:lang w:val="id-ID"/>
+        </w:rPr>
+        <w:t>flowchart</w:t>
+      </w:r>
+      <w:r>
+        <w:rPr>
+          <w:rFonts w:ascii="Times New Roman" w:hAnsi="Times New Roman" w:cs="Times New Roman"/>
+          <w:b/>
+          <w:bCs/>
+          <w:i/>
+          <w:iCs/>
+          <w:sz w:val="24"/>
+          <w:szCs w:val="24"/>
+          <w:lang w:val="en-US"/>
+        </w:rPr>
+        <w:t xml:space="preserve"> </w:t>
+      </w:r>
+      <w:r>
+        <w:rPr>
+          <w:rFonts w:ascii="Times New Roman" w:hAnsi="Times New Roman" w:cs="Times New Roman"/>
+          <w:b/>
+          <w:bCs/>
+          <w:sz w:val="24"/>
+          <w:szCs w:val="24"/>
+          <w:lang w:val="en-US"/>
+        </w:rPr>
+        <w:t>dan</w:t>
+      </w:r>
+      <w:r>
+        <w:rPr>
+          <w:rFonts w:ascii="Times New Roman" w:hAnsi="Times New Roman" w:cs="Times New Roman"/>
+          <w:b/>
+          <w:bCs/>
+          <w:sz w:val="24"/>
+          <w:szCs w:val="24"/>
+          <w:lang w:val="id-ID"/>
+        </w:rPr>
+        <w:t xml:space="preserve"> </w:t>
+      </w:r>
+      <w:r>
+        <w:rPr>
+          <w:rFonts w:ascii="Times New Roman" w:hAnsi="Times New Roman" w:cs="Times New Roman"/>
+          <w:b/>
+          <w:bCs/>
+          <w:i/>
+          <w:iCs/>
+          <w:sz w:val="24"/>
+          <w:szCs w:val="24"/>
+          <w:lang w:val="id-ID"/>
+        </w:rPr>
+        <w:t xml:space="preserve">pseudocode </w:t>
+      </w:r>
+      <w:r>
+        <w:rPr>
+          <w:rFonts w:ascii="Times New Roman" w:hAnsi="Times New Roman" w:cs="Times New Roman"/>
+          <w:b/>
+          <w:bCs/>
+          <w:sz w:val="24"/>
+          <w:szCs w:val="24"/>
+          <w:lang w:val="en-US"/>
+        </w:rPr>
+        <w:t xml:space="preserve">untuk melakukan </w:t>
+      </w:r>
+      <w:r>
+        <w:rPr>
+          <w:rFonts w:ascii="Times New Roman" w:hAnsi="Times New Roman" w:cs="Times New Roman"/>
+          <w:b/>
+          <w:bCs/>
+          <w:sz w:val="24"/>
+          <w:szCs w:val="24"/>
+          <w:lang w:val="id-ID"/>
+        </w:rPr>
+        <w:t>rekap penjualan toko dengan ketentuan berikut:</w:t>
+      </w:r>
+    </w:p>
+    <w:p>
+      <w:pPr>
+        <w:numPr>
+          <w:ilvl w:val="0"/>
+          <w:numId w:val="11"/>
+        </w:numPr>
+        <w:rPr>
+          <w:rFonts w:ascii="Times New Roman" w:hAnsi="Times New Roman" w:cs="Times New Roman"/>
+          <w:b/>
+          <w:bCs/>
+          <w:sz w:val="24"/>
+          <w:szCs w:val="24"/>
+        </w:rPr>
+      </w:pPr>
+      <w:r>
+        <w:rPr>
+          <w:rFonts w:ascii="Times New Roman" w:hAnsi="Times New Roman" w:cs="Times New Roman"/>
+          <w:b/>
+          <w:bCs/>
+          <w:sz w:val="24"/>
+          <w:szCs w:val="24"/>
+          <w:lang w:val="id-ID"/>
+        </w:rPr>
+        <w:lastRenderedPageBreak/>
+        <w:t>Jumlah produk dan jumlah hari dimasukkan pengguna (minimal 1).</w:t>
+      </w:r>
+    </w:p>
+    <w:p>
+      <w:pPr>
+        <w:numPr>
+          <w:ilvl w:val="0"/>
+          <w:numId w:val="11"/>
+        </w:numPr>
+        <w:rPr>
+          <w:rFonts w:ascii="Times New Roman" w:hAnsi="Times New Roman" w:cs="Times New Roman"/>
+          <w:b/>
+          <w:bCs/>
+          <w:sz w:val="24"/>
+          <w:szCs w:val="24"/>
+        </w:rPr>
+      </w:pPr>
+      <w:r>
+        <w:rPr>
+          <w:rFonts w:ascii="Times New Roman" w:hAnsi="Times New Roman" w:cs="Times New Roman"/>
+          <w:b/>
+          <w:bCs/>
+          <w:sz w:val="24"/>
+          <w:szCs w:val="24"/>
+          <w:lang w:val="id-ID"/>
+        </w:rPr>
+        <w:t>Jumlah terjual tidak boleh negatif; jika negatif, input hari tersebut diulang (gunakan do-while).</w:t>
+      </w:r>
+    </w:p>
+    <w:p>
+      <w:pPr>
+        <w:numPr>
+          <w:ilvl w:val="0"/>
+          <w:numId w:val="11"/>
+        </w:numPr>
+        <w:rPr>
+          <w:rFonts w:ascii="Times New Roman" w:hAnsi="Times New Roman" w:cs="Times New Roman"/>
+          <w:b/>
+          <w:bCs/>
+          <w:sz w:val="24"/>
+          <w:szCs w:val="24"/>
+        </w:rPr>
+      </w:pPr>
+      <w:r>
+        <w:rPr>
+          <w:rFonts w:ascii="Times New Roman" w:hAnsi="Times New Roman" w:cs="Times New Roman"/>
+          <w:b/>
+          <w:bCs/>
+          <w:sz w:val="24"/>
+          <w:szCs w:val="24"/>
+          <w:lang w:val="id-ID"/>
+        </w:rPr>
+        <w:t>Tampilkan total dan rata-rata harian tiap produk</w:t>
+      </w:r>
+      <w:r>
+        <w:rPr>
+          <w:rFonts w:ascii="Times New Roman" w:hAnsi="Times New Roman" w:cs="Times New Roman"/>
+          <w:b/>
+          <w:bCs/>
+          <w:sz w:val="24"/>
+          <w:szCs w:val="24"/>
+          <w:lang w:val="en-US"/>
+        </w:rPr>
+        <w:t xml:space="preserve"> dan</w:t>
+      </w:r>
+      <w:r>
+        <w:rPr>
+          <w:rFonts w:ascii="Times New Roman" w:hAnsi="Times New Roman" w:cs="Times New Roman"/>
+          <w:b/>
+          <w:bCs/>
+          <w:sz w:val="24"/>
+          <w:szCs w:val="24"/>
+          <w:lang w:val="id-ID"/>
+        </w:rPr>
+        <w:t xml:space="preserve"> total seluruh produk</w:t>
+      </w:r>
+    </w:p>
+    <w:p>
+      <w:pPr>
+        <w:numPr>
+          <w:ilvl w:val="0"/>
+          <w:numId w:val="11"/>
+        </w:numPr>
+        <w:rPr>
+          <w:rFonts w:ascii="Times New Roman" w:hAnsi="Times New Roman" w:cs="Times New Roman"/>
+          <w:b/>
+          <w:bCs/>
+          <w:sz w:val="24"/>
+          <w:szCs w:val="24"/>
+        </w:rPr>
+      </w:pPr>
+      <w:r>
+        <w:rPr>
+          <w:rFonts w:ascii="Times New Roman" w:hAnsi="Times New Roman" w:cs="Times New Roman"/>
+          <w:b/>
+          <w:bCs/>
+          <w:sz w:val="24"/>
+          <w:szCs w:val="24"/>
+          <w:lang w:val="id-ID"/>
+        </w:rPr>
+        <w:t xml:space="preserve">Gunakan while untuk </w:t>
+      </w:r>
+      <w:r>
+        <w:rPr>
+          <w:rFonts w:ascii="Times New Roman" w:hAnsi="Times New Roman" w:cs="Times New Roman"/>
+          <w:b/>
+          <w:bCs/>
+          <w:i/>
+          <w:iCs/>
+          <w:sz w:val="24"/>
+          <w:szCs w:val="24"/>
+          <w:lang w:val="id-ID"/>
+        </w:rPr>
+        <w:t>outer loop</w:t>
+      </w:r>
+      <w:r>
+        <w:rPr>
+          <w:rFonts w:ascii="Times New Roman" w:hAnsi="Times New Roman" w:cs="Times New Roman"/>
+          <w:b/>
+          <w:bCs/>
+          <w:sz w:val="24"/>
+          <w:szCs w:val="24"/>
+          <w:lang w:val="id-ID"/>
+        </w:rPr>
+        <w:t xml:space="preserve"> dan for untuk </w:t>
+      </w:r>
+      <w:r>
+        <w:rPr>
+          <w:rFonts w:ascii="Times New Roman" w:hAnsi="Times New Roman" w:cs="Times New Roman"/>
+          <w:b/>
+          <w:bCs/>
+          <w:i/>
+          <w:iCs/>
+          <w:sz w:val="24"/>
+          <w:szCs w:val="24"/>
+          <w:lang w:val="id-ID"/>
+        </w:rPr>
+        <w:t>inner loop</w:t>
+      </w:r>
+      <w:r>
+        <w:rPr>
+          <w:rFonts w:ascii="Times New Roman" w:hAnsi="Times New Roman" w:cs="Times New Roman"/>
+          <w:b/>
+          <w:bCs/>
+          <w:sz w:val="24"/>
+          <w:szCs w:val="24"/>
+          <w:lang w:val="id-ID"/>
+        </w:rPr>
+        <w:t>.</w:t>
+      </w:r>
+    </w:p>
+    <w:p>
+      <w:pPr>
+        <w:rPr>
+          <w:rFonts w:ascii="Times New Roman" w:hAnsi="Times New Roman" w:cs="Times New Roman"/>
+          <w:b/>
+          <w:bCs/>
+          <w:sz w:val="24"/>
+          <w:szCs w:val="24"/>
+        </w:rPr>
+      </w:pPr>
+    </w:p>
+    <w:p>
+      <w:pPr>
+        <w:rPr>
+          <w:rFonts w:ascii="Times New Roman" w:hAnsi="Times New Roman" w:cs="Times New Roman"/>
+          <w:b/>
+          <w:bCs/>
+          <w:sz w:val="24"/>
+          <w:szCs w:val="24"/>
+        </w:rPr>
+      </w:pPr>
+      <w:r>
+        <w:rPr>
+          <w:rFonts w:ascii="Times New Roman" w:hAnsi="Times New Roman" w:cs="Times New Roman"/>
+          <w:b/>
+          <w:bCs/>
+          <w:sz w:val="24"/>
+          <w:szCs w:val="24"/>
+        </w:rPr>
+        <w:t xml:space="preserve">Jawaban: </w:t>
+      </w:r>
+    </w:p>
+    <w:p>
+      <w:pPr>
+        <w:rPr>
+          <w:rFonts w:ascii="Times New Roman" w:hAnsi="Times New Roman" w:cs="Times New Roman"/>
+          <w:b/>
+          <w:bCs/>
+          <w:sz w:val="24"/>
+          <w:szCs w:val="24"/>
+        </w:rPr>
+      </w:pPr>
+      <w:r>
+        <w:rPr>
+          <w:rFonts w:ascii="Times New Roman" w:hAnsi="Times New Roman" w:cs="Times New Roman"/>
+          <w:b/>
+          <w:bCs/>
+          <w:sz w:val="24"/>
+          <w:szCs w:val="24"/>
+        </w:rPr>
+        <w:t>Program RekapPenjualanToko</w:t>
+      </w:r>
+    </w:p>
+    <w:p>
+      <w:pPr>
+        <w:rPr>
+          <w:rFonts w:ascii="Times New Roman" w:hAnsi="Times New Roman" w:cs="Times New Roman"/>
+          <w:b/>
+          <w:bCs/>
+          <w:sz w:val="24"/>
+          <w:szCs w:val="24"/>
+        </w:rPr>
+      </w:pPr>
+      <w:r>
+        <w:rPr>
+          <w:rFonts w:ascii="Times New Roman" w:hAnsi="Times New Roman" w:cs="Times New Roman"/>
+          <w:b/>
+          <w:bCs/>
+          <w:sz w:val="24"/>
+          <w:szCs w:val="24"/>
+        </w:rPr>
+        <w:t>Deklarasi:</w:t>
+      </w:r>
+    </w:p>
+    <w:p>
+      <w:pPr>
+        <w:rPr>
+          <w:rFonts w:ascii="Times New Roman" w:hAnsi="Times New Roman" w:cs="Times New Roman"/>
+          <w:b/>
+          <w:bCs/>
+          <w:sz w:val="24"/>
+          <w:szCs w:val="24"/>
+        </w:rPr>
+      </w:pPr>
+      <w:r>
+        <w:rPr>
+          <w:rFonts w:ascii="Times New Roman" w:hAnsi="Times New Roman" w:cs="Times New Roman"/>
+          <w:b/>
+          <w:bCs/>
+          <w:sz w:val="24"/>
+          <w:szCs w:val="24"/>
+        </w:rPr>
+        <w:t xml:space="preserve">    jml_produk, jml_hari, i, j : integer</w:t>
+      </w:r>
+    </w:p>
+    <w:p>
+      <w:pPr>
+        <w:rPr>
+          <w:rFonts w:ascii="Times New Roman" w:hAnsi="Times New Roman" w:cs="Times New Roman"/>
+          <w:b/>
+          <w:bCs/>
+          <w:sz w:val="24"/>
+          <w:szCs w:val="24"/>
+        </w:rPr>
+      </w:pPr>
+      <w:r>
+        <w:rPr>
+          <w:rFonts w:ascii="Times New Roman" w:hAnsi="Times New Roman" w:cs="Times New Roman"/>
+          <w:b/>
+          <w:bCs/>
+          <w:sz w:val="24"/>
+          <w:szCs w:val="24"/>
+        </w:rPr>
+        <w:t xml:space="preserve">    terjual, total_produk, grand_total, rata_rata : real</w:t>
+      </w:r>
+    </w:p>
+    <w:p>
+      <w:pPr>
+        <w:rPr>
+          <w:rFonts w:ascii="Times New Roman" w:hAnsi="Times New Roman" w:cs="Times New Roman"/>
+          <w:b/>
+          <w:bCs/>
+          <w:sz w:val="24"/>
+          <w:szCs w:val="24"/>
+        </w:rPr>
+      </w:pPr>
+    </w:p>
+    <w:p>
+      <w:pPr>
+        <w:rPr>
+          <w:rFonts w:ascii="Times New Roman" w:hAnsi="Times New Roman" w:cs="Times New Roman"/>
+          <w:b/>
+          <w:bCs/>
+          <w:sz w:val="24"/>
+          <w:szCs w:val="24"/>
+        </w:rPr>
+      </w:pPr>
+      <w:r>
+        <w:rPr>
+          <w:rFonts w:ascii="Times New Roman" w:hAnsi="Times New Roman" w:cs="Times New Roman"/>
+          <w:b/>
+          <w:bCs/>
+          <w:sz w:val="24"/>
+          <w:szCs w:val="24"/>
+        </w:rPr>
+        <w:t>Algoritma:</w:t>
+      </w:r>
+    </w:p>
+    <w:p>
+      <w:pPr>
+        <w:rPr>
+          <w:rFonts w:ascii="Times New Roman" w:hAnsi="Times New Roman" w:cs="Times New Roman"/>
+          <w:b/>
+          <w:bCs/>
+          <w:sz w:val="24"/>
+          <w:szCs w:val="24"/>
+        </w:rPr>
+      </w:pPr>
+      <w:r>
+        <w:rPr>
+          <w:rFonts w:ascii="Times New Roman" w:hAnsi="Times New Roman" w:cs="Times New Roman"/>
+          <w:b/>
+          <w:bCs/>
+          <w:sz w:val="24"/>
+          <w:szCs w:val="24"/>
+        </w:rPr>
+        <w:t xml:space="preserve">    read(jml_produk)</w:t>
+      </w:r>
+    </w:p>
+    <w:p>
+      <w:pPr>
+        <w:rPr>
+          <w:rFonts w:ascii="Times New Roman" w:hAnsi="Times New Roman" w:cs="Times New Roman"/>
+          <w:b/>
+          <w:bCs/>
+          <w:sz w:val="24"/>
+          <w:szCs w:val="24"/>
+        </w:rPr>
+      </w:pPr>
+      <w:r>
+        <w:rPr>
+          <w:rFonts w:ascii="Times New Roman" w:hAnsi="Times New Roman" w:cs="Times New Roman"/>
+          <w:b/>
+          <w:bCs/>
+          <w:sz w:val="24"/>
+          <w:szCs w:val="24"/>
+        </w:rPr>
+        <w:t xml:space="preserve">    read(jml_hari)</w:t>
+      </w:r>
+    </w:p>
+    <w:p>
+      <w:pPr>
+        <w:rPr>
+          <w:rFonts w:ascii="Times New Roman" w:hAnsi="Times New Roman" w:cs="Times New Roman"/>
+          <w:b/>
+          <w:bCs/>
+          <w:sz w:val="24"/>
+          <w:szCs w:val="24"/>
+        </w:rPr>
+      </w:pPr>
+    </w:p>
+    <w:p>
+      <w:pPr>
+        <w:rPr>
+          <w:rFonts w:ascii="Times New Roman" w:hAnsi="Times New Roman" w:cs="Times New Roman"/>
+          <w:b/>
+          <w:bCs/>
+          <w:sz w:val="24"/>
+          <w:szCs w:val="24"/>
+        </w:rPr>
+      </w:pPr>
+      <w:r>
+        <w:rPr>
+          <w:rFonts w:ascii="Times New Roman" w:hAnsi="Times New Roman" w:cs="Times New Roman"/>
+          <w:b/>
+          <w:bCs/>
+          <w:sz w:val="24"/>
+          <w:szCs w:val="24"/>
+        </w:rPr>
+        <w:t xml:space="preserve">    grand_total = 0</w:t>
+      </w:r>
+    </w:p>
+    <w:p>
+      <w:pPr>
+        <w:rPr>
+          <w:rFonts w:ascii="Times New Roman" w:hAnsi="Times New Roman" w:cs="Times New Roman"/>
+          <w:b/>
+          <w:bCs/>
+          <w:sz w:val="24"/>
+          <w:szCs w:val="24"/>
+        </w:rPr>
+      </w:pPr>
+      <w:r>
+        <w:rPr>
+          <w:rFonts w:ascii="Times New Roman" w:hAnsi="Times New Roman" w:cs="Times New Roman"/>
+          <w:b/>
+          <w:bCs/>
+          <w:sz w:val="24"/>
+          <w:szCs w:val="24"/>
+        </w:rPr>
+        <w:t xml:space="preserve">    i = 1</w:t>
+      </w:r>
+    </w:p>
+    <w:p>
+      <w:pPr>
+        <w:rPr>
+          <w:rFonts w:ascii="Times New Roman" w:hAnsi="Times New Roman" w:cs="Times New Roman"/>
+          <w:b/>
+          <w:bCs/>
+          <w:sz w:val="24"/>
+          <w:szCs w:val="24"/>
+        </w:rPr>
+      </w:pPr>
+    </w:p>
+    <w:p>
+      <w:pPr>
+        <w:rPr>
+          <w:rFonts w:ascii="Times New Roman" w:hAnsi="Times New Roman" w:cs="Times New Roman"/>
+          <w:b/>
+          <w:bCs/>
+          <w:sz w:val="24"/>
+          <w:szCs w:val="24"/>
+        </w:rPr>
+      </w:pPr>
+      <w:r>
+        <w:rPr>
+          <w:rFonts w:ascii="Times New Roman" w:hAnsi="Times New Roman" w:cs="Times New Roman"/>
+          <w:b/>
+          <w:bCs/>
+          <w:sz w:val="24"/>
+          <w:szCs w:val="24"/>
+        </w:rPr>
+        <w:t xml:space="preserve">    // Outer loop (while)</w:t>
+      </w:r>
+    </w:p>
+    <w:p>
+      <w:pPr>
+        <w:rPr>
+          <w:rFonts w:ascii="Times New Roman" w:hAnsi="Times New Roman" w:cs="Times New Roman"/>
+          <w:b/>
+          <w:bCs/>
+          <w:sz w:val="24"/>
+          <w:szCs w:val="24"/>
+        </w:rPr>
+      </w:pPr>
+      <w:r>
+        <w:rPr>
+          <w:rFonts w:ascii="Times New Roman" w:hAnsi="Times New Roman" w:cs="Times New Roman"/>
+          <w:b/>
+          <w:bCs/>
+          <w:sz w:val="24"/>
+          <w:szCs w:val="24"/>
+        </w:rPr>
+        <w:t xml:space="preserve">    while i &lt;= jml_produk do</w:t>
+      </w:r>
+    </w:p>
+    <w:p>
+      <w:pPr>
+        <w:rPr>
+          <w:rFonts w:ascii="Times New Roman" w:hAnsi="Times New Roman" w:cs="Times New Roman"/>
+          <w:b/>
+          <w:bCs/>
+          <w:sz w:val="24"/>
+          <w:szCs w:val="24"/>
+        </w:rPr>
+      </w:pPr>
+      <w:r>
+        <w:rPr>
+          <w:rFonts w:ascii="Times New Roman" w:hAnsi="Times New Roman" w:cs="Times New Roman"/>
+          <w:b/>
+          <w:bCs/>
+          <w:sz w:val="24"/>
+          <w:szCs w:val="24"/>
+        </w:rPr>
+        <w:t xml:space="preserve">        total_produk = 0</w:t>
+      </w:r>
+    </w:p>
+    <w:p>
+      <w:pPr>
+        <w:rPr>
+          <w:rFonts w:ascii="Times New Roman" w:hAnsi="Times New Roman" w:cs="Times New Roman"/>
+          <w:b/>
+          <w:bCs/>
+          <w:sz w:val="24"/>
+          <w:szCs w:val="24"/>
+        </w:rPr>
+      </w:pPr>
+      <w:r>
+        <w:rPr>
+          <w:rFonts w:ascii="Times New Roman" w:hAnsi="Times New Roman" w:cs="Times New Roman"/>
+          <w:b/>
+          <w:bCs/>
+          <w:sz w:val="24"/>
+          <w:szCs w:val="24"/>
+        </w:rPr>
+        <w:t xml:space="preserve">        </w:t>
+      </w:r>
+    </w:p>
+    <w:p>
+      <w:pPr>
+        <w:rPr>
+          <w:rFonts w:ascii="Times New Roman" w:hAnsi="Times New Roman" w:cs="Times New Roman"/>
+          <w:b/>
+          <w:bCs/>
+          <w:sz w:val="24"/>
+          <w:szCs w:val="24"/>
+        </w:rPr>
+      </w:pPr>
+      <w:r>
+        <w:rPr>
+          <w:rFonts w:ascii="Times New Roman" w:hAnsi="Times New Roman" w:cs="Times New Roman"/>
+          <w:b/>
+          <w:bCs/>
+          <w:sz w:val="24"/>
+          <w:szCs w:val="24"/>
+        </w:rPr>
+        <w:t xml:space="preserve">        // Inner loop (for)</w:t>
+      </w:r>
+    </w:p>
+    <w:p>
+      <w:pPr>
+        <w:rPr>
+          <w:rFonts w:ascii="Times New Roman" w:hAnsi="Times New Roman" w:cs="Times New Roman"/>
+          <w:b/>
+          <w:bCs/>
+          <w:sz w:val="24"/>
+          <w:szCs w:val="24"/>
+        </w:rPr>
+      </w:pPr>
+      <w:r>
+        <w:rPr>
+          <w:rFonts w:ascii="Times New Roman" w:hAnsi="Times New Roman" w:cs="Times New Roman"/>
+          <w:b/>
+          <w:bCs/>
+          <w:sz w:val="24"/>
+          <w:szCs w:val="24"/>
+        </w:rPr>
+        <w:t xml:space="preserve">        for j = 1 to jml_hari do</w:t>
+      </w:r>
+    </w:p>
+    <w:p>
+      <w:pPr>
+        <w:rPr>
+          <w:rFonts w:ascii="Times New Roman" w:hAnsi="Times New Roman" w:cs="Times New Roman"/>
+          <w:b/>
+          <w:bCs/>
+          <w:sz w:val="24"/>
+          <w:szCs w:val="24"/>
+        </w:rPr>
+      </w:pPr>
+      <w:r>
+        <w:rPr>
+          <w:rFonts w:ascii="Times New Roman" w:hAnsi="Times New Roman" w:cs="Times New Roman"/>
+          <w:b/>
+          <w:bCs/>
+          <w:sz w:val="24"/>
+          <w:szCs w:val="24"/>
+        </w:rPr>
+        <w:t xml:space="preserve">            // Validasi input non-negatif (do-while / repeat-until)</w:t>
+      </w:r>
+    </w:p>
+    <w:p>
+      <w:pPr>
+        <w:rPr>
+          <w:rFonts w:ascii="Times New Roman" w:hAnsi="Times New Roman" w:cs="Times New Roman"/>
+          <w:b/>
+          <w:bCs/>
+          <w:sz w:val="24"/>
+          <w:szCs w:val="24"/>
+        </w:rPr>
+      </w:pPr>
+      <w:r>
+        <w:rPr>
+          <w:rFonts w:ascii="Times New Roman" w:hAnsi="Times New Roman" w:cs="Times New Roman"/>
+          <w:b/>
+          <w:bCs/>
+          <w:sz w:val="24"/>
+          <w:szCs w:val="24"/>
+        </w:rPr>
+        <w:t xml:space="preserve">            repeat</w:t>
+      </w:r>
+    </w:p>
+    <w:p>
+      <w:pPr>
+        <w:rPr>
+          <w:rFonts w:ascii="Times New Roman" w:hAnsi="Times New Roman" w:cs="Times New Roman"/>
+          <w:b/>
+          <w:bCs/>
+          <w:sz w:val="24"/>
+          <w:szCs w:val="24"/>
+        </w:rPr>
+      </w:pPr>
+      <w:r>
+        <w:rPr>
+          <w:rFonts w:ascii="Times New Roman" w:hAnsi="Times New Roman" w:cs="Times New Roman"/>
+          <w:b/>
+          <w:bCs/>
+          <w:sz w:val="24"/>
+          <w:szCs w:val="24"/>
+        </w:rPr>
+        <w:t xml:space="preserve">                read(terjual)</w:t>
+      </w:r>
+    </w:p>
+    <w:p>
+      <w:pPr>
+        <w:rPr>
+          <w:rFonts w:ascii="Times New Roman" w:hAnsi="Times New Roman" w:cs="Times New Roman"/>
+          <w:b/>
+          <w:bCs/>
+          <w:sz w:val="24"/>
+          <w:szCs w:val="24"/>
+        </w:rPr>
+      </w:pPr>
+      <w:r>
+        <w:rPr>
+          <w:rFonts w:ascii="Times New Roman" w:hAnsi="Times New Roman" w:cs="Times New Roman"/>
+          <w:b/>
+          <w:bCs/>
+          <w:sz w:val="24"/>
+          <w:szCs w:val="24"/>
+        </w:rPr>
+        <w:t xml:space="preserve">                if terjual &lt; 0 then</w:t>
+      </w:r>
+    </w:p>
+    <w:p>
+      <w:pPr>
+        <w:rPr>
+          <w:rFonts w:ascii="Times New Roman" w:hAnsi="Times New Roman" w:cs="Times New Roman"/>
+          <w:b/>
+          <w:bCs/>
+          <w:sz w:val="24"/>
+          <w:szCs w:val="24"/>
+        </w:rPr>
+      </w:pPr>
+      <w:r>
+        <w:rPr>
+          <w:rFonts w:ascii="Times New Roman" w:hAnsi="Times New Roman" w:cs="Times New Roman"/>
+          <w:b/>
+          <w:bCs/>
+          <w:sz w:val="24"/>
+          <w:szCs w:val="24"/>
+        </w:rPr>
+        <w:t xml:space="preserve">                    write("Jumlah terjual tidak boleh negatif!")</w:t>
+      </w:r>
+    </w:p>
+    <w:p>
+      <w:pPr>
+        <w:rPr>
+          <w:rFonts w:ascii="Times New Roman" w:hAnsi="Times New Roman" w:cs="Times New Roman"/>
+          <w:b/>
+          <w:bCs/>
+          <w:sz w:val="24"/>
+          <w:szCs w:val="24"/>
+        </w:rPr>
+      </w:pPr>
+      <w:r>
+        <w:rPr>
+          <w:rFonts w:ascii="Times New Roman" w:hAnsi="Times New Roman" w:cs="Times New Roman"/>
+          <w:b/>
+          <w:bCs/>
+          <w:sz w:val="24"/>
+          <w:szCs w:val="24"/>
+        </w:rPr>
+        <w:t xml:space="preserve">                end if</w:t>
+      </w:r>
+    </w:p>
+    <w:p>
+      <w:pPr>
+        <w:rPr>
+          <w:rFonts w:ascii="Times New Roman" w:hAnsi="Times New Roman" w:cs="Times New Roman"/>
+          <w:b/>
+          <w:bCs/>
+          <w:sz w:val="24"/>
+          <w:szCs w:val="24"/>
+        </w:rPr>
+      </w:pPr>
+      <w:r>
+        <w:rPr>
+          <w:rFonts w:ascii="Times New Roman" w:hAnsi="Times New Roman" w:cs="Times New Roman"/>
+          <w:b/>
+          <w:bCs/>
+          <w:sz w:val="24"/>
+          <w:szCs w:val="24"/>
+        </w:rPr>
+        <w:lastRenderedPageBreak/>
+        <w:t xml:space="preserve">            until terjual &gt;= 0</w:t>
+      </w:r>
+    </w:p>
+    <w:p>
+      <w:pPr>
+        <w:rPr>
+          <w:rFonts w:ascii="Times New Roman" w:hAnsi="Times New Roman" w:cs="Times New Roman"/>
+          <w:b/>
+          <w:bCs/>
+          <w:sz w:val="24"/>
+          <w:szCs w:val="24"/>
+        </w:rPr>
+      </w:pPr>
+      <w:r>
+        <w:rPr>
+          <w:rFonts w:ascii="Times New Roman" w:hAnsi="Times New Roman" w:cs="Times New Roman"/>
+          <w:b/>
+          <w:bCs/>
+          <w:sz w:val="24"/>
+          <w:szCs w:val="24"/>
+        </w:rPr>
+        <w:t xml:space="preserve">            </w:t>
+      </w:r>
+    </w:p>
+    <w:p>
+      <w:pPr>
+        <w:rPr>
+          <w:rFonts w:ascii="Times New Roman" w:hAnsi="Times New Roman" w:cs="Times New Roman"/>
+          <w:b/>
+          <w:bCs/>
+          <w:sz w:val="24"/>
+          <w:szCs w:val="24"/>
+        </w:rPr>
+      </w:pPr>
+      <w:r>
+        <w:rPr>
+          <w:rFonts w:ascii="Times New Roman" w:hAnsi="Times New Roman" w:cs="Times New Roman"/>
+          <w:b/>
+          <w:bCs/>
+          <w:sz w:val="24"/>
+          <w:szCs w:val="24"/>
+        </w:rPr>
+        <w:t xml:space="preserve">            total_produk = total_produk + terjual</w:t>
+      </w:r>
+    </w:p>
+    <w:p>
+      <w:pPr>
+        <w:rPr>
+          <w:rFonts w:ascii="Times New Roman" w:hAnsi="Times New Roman" w:cs="Times New Roman"/>
+          <w:b/>
+          <w:bCs/>
+          <w:sz w:val="24"/>
+          <w:szCs w:val="24"/>
+        </w:rPr>
+      </w:pPr>
+      <w:r>
+        <w:rPr>
+          <w:rFonts w:ascii="Times New Roman" w:hAnsi="Times New Roman" w:cs="Times New Roman"/>
+          <w:b/>
+          <w:bCs/>
+          <w:sz w:val="24"/>
+          <w:szCs w:val="24"/>
+        </w:rPr>
+        <w:t xml:space="preserve">        end for</w:t>
+      </w:r>
+    </w:p>
+    <w:p>
+      <w:pPr>
+        <w:rPr>
+          <w:rFonts w:ascii="Times New Roman" w:hAnsi="Times New Roman" w:cs="Times New Roman"/>
+          <w:b/>
+          <w:bCs/>
+          <w:sz w:val="24"/>
+          <w:szCs w:val="24"/>
+        </w:rPr>
+      </w:pPr>
+    </w:p>
+    <w:p>
+      <w:pPr>
+        <w:rPr>
+          <w:rFonts w:ascii="Times New Roman" w:hAnsi="Times New Roman" w:cs="Times New Roman"/>
+          <w:b/>
+          <w:bCs/>
+          <w:sz w:val="24"/>
+          <w:szCs w:val="24"/>
+        </w:rPr>
+      </w:pPr>
+      <w:r>
+        <w:rPr>
+          <w:rFonts w:ascii="Times New Roman" w:hAnsi="Times New Roman" w:cs="Times New Roman"/>
+          <w:b/>
+          <w:bCs/>
+          <w:sz w:val="24"/>
+          <w:szCs w:val="24"/>
+        </w:rPr>
+        <w:t xml:space="preserve">        rata_rata = total_produk / jml_hari</w:t>
+      </w:r>
+    </w:p>
+    <w:p>
+      <w:pPr>
+        <w:rPr>
+          <w:rFonts w:ascii="Times New Roman" w:hAnsi="Times New Roman" w:cs="Times New Roman"/>
+          <w:b/>
+          <w:bCs/>
+          <w:sz w:val="24"/>
+          <w:szCs w:val="24"/>
+        </w:rPr>
+      </w:pPr>
+      <w:r>
+        <w:rPr>
+          <w:rFonts w:ascii="Times New Roman" w:hAnsi="Times New Roman" w:cs="Times New Roman"/>
+          <w:b/>
+          <w:bCs/>
+          <w:sz w:val="24"/>
+          <w:szCs w:val="24"/>
+        </w:rPr>
+        <w:t xml:space="preserve">        write("Total produk ke-", i, " = ", total_produk)</w:t>
+      </w:r>
+    </w:p>
+    <w:p>
+      <w:pPr>
+        <w:rPr>
+          <w:rFonts w:ascii="Times New Roman" w:hAnsi="Times New Roman" w:cs="Times New Roman"/>
+          <w:b/>
+          <w:bCs/>
+          <w:sz w:val="24"/>
+          <w:szCs w:val="24"/>
+        </w:rPr>
+      </w:pPr>
+      <w:r>
+        <w:rPr>
+          <w:rFonts w:ascii="Times New Roman" w:hAnsi="Times New Roman" w:cs="Times New Roman"/>
+          <w:b/>
+          <w:bCs/>
+          <w:sz w:val="24"/>
+          <w:szCs w:val="24"/>
+        </w:rPr>
+        <w:t xml:space="preserve">        write("Rata-rata produk ke-", i, " = ", rata_rata)</w:t>
+      </w:r>
+    </w:p>
+    <w:p>
+      <w:pPr>
+        <w:rPr>
+          <w:rFonts w:ascii="Times New Roman" w:hAnsi="Times New Roman" w:cs="Times New Roman"/>
+          <w:b/>
+          <w:bCs/>
+          <w:sz w:val="24"/>
+          <w:szCs w:val="24"/>
+        </w:rPr>
+      </w:pPr>
+    </w:p>
+    <w:p>
+      <w:pPr>
+        <w:rPr>
+          <w:rFonts w:ascii="Times New Roman" w:hAnsi="Times New Roman" w:cs="Times New Roman"/>
+          <w:b/>
+          <w:bCs/>
+          <w:sz w:val="24"/>
+          <w:szCs w:val="24"/>
+        </w:rPr>
+      </w:pPr>
+      <w:r>
+        <w:rPr>
+          <w:rFonts w:ascii="Times New Roman" w:hAnsi="Times New Roman" w:cs="Times New Roman"/>
+          <w:b/>
+          <w:bCs/>
+          <w:sz w:val="24"/>
+          <w:szCs w:val="24"/>
+        </w:rPr>
+        <w:t xml:space="preserve">        grand_total = grand_total + total_produk</w:t>
+      </w:r>
+    </w:p>
+    <w:p>
+      <w:pPr>
+        <w:rPr>
+          <w:rFonts w:ascii="Times New Roman" w:hAnsi="Times New Roman" w:cs="Times New Roman"/>
+          <w:b/>
+          <w:bCs/>
+          <w:sz w:val="24"/>
+          <w:szCs w:val="24"/>
+        </w:rPr>
+      </w:pPr>
+      <w:r>
+        <w:rPr>
+          <w:rFonts w:ascii="Times New Roman" w:hAnsi="Times New Roman" w:cs="Times New Roman"/>
+          <w:b/>
+          <w:bCs/>
+          <w:sz w:val="24"/>
+          <w:szCs w:val="24"/>
+        </w:rPr>
+        <w:t xml:space="preserve">        i = i + 1</w:t>
+      </w:r>
+    </w:p>
+    <w:p>
+      <w:pPr>
+        <w:rPr>
+          <w:rFonts w:ascii="Times New Roman" w:hAnsi="Times New Roman" w:cs="Times New Roman"/>
+          <w:b/>
+          <w:bCs/>
+          <w:sz w:val="24"/>
+          <w:szCs w:val="24"/>
+        </w:rPr>
+      </w:pPr>
+      <w:r>
+        <w:rPr>
+          <w:rFonts w:ascii="Times New Roman" w:hAnsi="Times New Roman" w:cs="Times New Roman"/>
+          <w:b/>
+          <w:bCs/>
+          <w:sz w:val="24"/>
+          <w:szCs w:val="24"/>
+        </w:rPr>
+        <w:t xml:space="preserve">    end while</w:t>
+      </w:r>
+    </w:p>
+    <w:p>
+      <w:pPr>
+        <w:rPr>
+          <w:rFonts w:ascii="Times New Roman" w:hAnsi="Times New Roman" w:cs="Times New Roman"/>
+          <w:b/>
+          <w:bCs/>
+          <w:sz w:val="24"/>
+          <w:szCs w:val="24"/>
+        </w:rPr>
+      </w:pPr>
+    </w:p>
+    <w:p>
+      <w:pPr>
+        <w:rPr>
+          <w:rFonts w:ascii="Times New Roman" w:hAnsi="Times New Roman" w:cs="Times New Roman"/>
+          <w:b/>
+          <w:bCs/>
+          <w:sz w:val="24"/>
+          <w:szCs w:val="24"/>
+        </w:rPr>
+      </w:pPr>
+      <w:r>
+        <w:rPr>
+          <w:rFonts w:ascii="Times New Roman" w:hAnsi="Times New Roman" w:cs="Times New Roman"/>
+          <w:b/>
+          <w:bCs/>
+          <w:sz w:val="24"/>
+          <w:szCs w:val="24"/>
+        </w:rPr>
+        <w:t xml:space="preserve">    write("Total keseluruhan seluruh produk = ", grand_total)</w:t>
+      </w:r>
+    </w:p>
+    <w:p>
+      <w:pPr>
+        <w:rPr>
+          <w:rFonts w:ascii="Times New Roman" w:hAnsi="Times New Roman" w:cs="Times New Roman"/>
+          <w:b/>
+          <w:bCs/>
+          <w:sz w:val="24"/>
+          <w:szCs w:val="24"/>
+        </w:rPr>
+      </w:pPr>
+      <w:r>
+        <w:rPr>
+          <w:rFonts w:ascii="Times New Roman" w:hAnsi="Times New Roman" w:cs="Times New Roman"/>
+          <w:b/>
+          <w:bCs/>
+          <w:sz w:val="24"/>
+          <w:szCs w:val="24"/>
+        </w:rPr>
+        <w:t>EndProgram</w:t>
+      </w:r>
+    </w:p>
+    <w:p>
+      <w:pPr>
+        <w:rPr>
+          <w:rFonts w:ascii="Times New Roman" w:hAnsi="Times New Roman" w:cs="Times New Roman"/>
+          <w:b/>
+          <w:bCs/>
+          <w:sz w:val="24"/>
+          <w:szCs w:val="24"/>
+        </w:rPr>
+      </w:pPr>
+    </w:p>
+    <w:p>
+      <w:pPr>
+        <w:rPr>
+          <w:rFonts w:ascii="Times New Roman" w:hAnsi="Times New Roman" w:cs="Times New Roman"/>
+          <w:b/>
+          <w:bCs/>
+          <w:sz w:val="24"/>
+          <w:szCs w:val="24"/>
+        </w:rPr>
+      </w:pPr>
+      <w:r>
+        <w:rPr>
+          <w:rFonts w:ascii="Times New Roman" w:hAnsi="Times New Roman" w:cs="Times New Roman"/>
+          <w:b/>
+          <w:bCs/>
+          <w:sz w:val="24"/>
+          <w:szCs w:val="24"/>
+        </w:rPr>
+        <w:lastRenderedPageBreak/>
+        <w:drawing>
+          <wp:inline distT="0" distB="0" distL="0" distR="0" wp14:anchorId="0DE8ED34" wp14:editId="3BE0A29B">
+            <wp:extent cx="3191320" cy="7763958"/>
+            <wp:effectExtent l="0" t="0" r="9525" b="8890"/>
+            <wp:docPr id="1849669096" name="Picture 1"/>
+            <wp:cNvGraphicFramePr>
+              <a:graphicFrameLocks xmlns:a="http://schemas.openxmlformats.org/drawingml/2006/main" noChangeAspect="1"/>
+            </wp:cNvGraphicFramePr>
+            <a:graphic xmlns:a="http://schemas.openxmlformats.org/drawingml/2006/main">
+              <a:graphicData uri="http://schemas.openxmlformats.org/drawingml/2006/picture">
+                <pic:pic xmlns:pic="http://schemas.openxmlformats.org/drawingml/2006/picture">
+                  <pic:nvPicPr>
+                    <pic:cNvPr id="1849669096" name=""/>
+                    <pic:cNvPicPr/>
+                  </pic:nvPicPr>
+                  <pic:blipFill>
+                    <a:blip r:embed="rId12"/>
+                    <a:stretch>
+                      <a:fillRect/>
+                    </a:stretch>
+                  </pic:blipFill>
+                  <pic:spPr>
+                    <a:xfrm>
+                      <a:off x="0" y="0"/>
+                      <a:ext cx="3191320" cy="7763958"/>
+                    </a:xfrm>
+                    <a:prstGeom prst="rect">
+                      <a:avLst/>
+                    </a:prstGeom>
+                  </pic:spPr>
+                </pic:pic>
+              </a:graphicData>
+            </a:graphic>
+          </wp:inline>
+        </w:drawing>
+      </w:r>
+    </w:p>
     <w:sectPr>
       <w:pgSz w:w="11906" w:h="16838"/>
       <w:pgMar w:top="1440" w:right="1440" w:bottom="1440" w:left="1440" w:header="708" w:footer="708" w:gutter="0"/>
@@ -409,6 +3444,208 @@
     </w:lvl>
   </w:abstractNum>
   <w:abstractNum w:abstractNumId="1" w15:restartNumberingAfterBreak="0">
+    <w:nsid w:val="145E06B0"/>
+    <w:multiLevelType w:val="hybridMultilevel"/>
+    <w:tmpl w:val="32C2BFA4"/>
+    <w:lvl w:ilvl="0" w:tplc="38090019">
+      <w:start w:val="1"/>
+      <w:numFmt w:val="lowerLetter"/>
+      <w:lvlText w:val="%1."/>
+      <w:lvlJc w:val="left"/>
+      <w:pPr>
+        <w:ind w:left="720" w:hanging="360"/>
+      </w:pPr>
+      <w:rPr>
+        <w:rFonts w:hint="default"/>
+      </w:rPr>
+    </w:lvl>
+    <w:lvl w:ilvl="1" w:tplc="38090019" w:tentative="1">
+      <w:start w:val="1"/>
+      <w:numFmt w:val="lowerLetter"/>
+      <w:lvlText w:val="%2."/>
+      <w:lvlJc w:val="left"/>
+      <w:pPr>
+        <w:ind w:left="1440" w:hanging="360"/>
+      </w:pPr>
+    </w:lvl>
+    <w:lvl w:ilvl="2" w:tplc="3809001B" w:tentative="1">
+      <w:start w:val="1"/>
+      <w:numFmt w:val="lowerRoman"/>
+      <w:lvlText w:val="%3."/>
+      <w:lvlJc w:val="right"/>
+      <w:pPr>
+        <w:ind w:left="2160" w:hanging="180"/>
+      </w:pPr>
+    </w:lvl>
+    <w:lvl w:ilvl="3" w:tplc="3809000F" w:tentative="1">
+      <w:start w:val="1"/>
+      <w:numFmt w:val="decimal"/>
+      <w:lvlText w:val="%4."/>
+      <w:lvlJc w:val="left"/>
+      <w:pPr>
+        <w:ind w:left="2880" w:hanging="360"/>
+      </w:pPr>
+    </w:lvl>
+    <w:lvl w:ilvl="4" w:tplc="38090019" w:tentative="1">
+      <w:start w:val="1"/>
+      <w:numFmt w:val="lowerLetter"/>
+      <w:lvlText w:val="%5."/>
+      <w:lvlJc w:val="left"/>
+      <w:pPr>
+        <w:ind w:left="3600" w:hanging="360"/>
+      </w:pPr>
+    </w:lvl>
+    <w:lvl w:ilvl="5" w:tplc="3809001B" w:tentative="1">
+      <w:start w:val="1"/>
+      <w:numFmt w:val="lowerRoman"/>
+      <w:lvlText w:val="%6."/>
+      <w:lvlJc w:val="right"/>
+      <w:pPr>
+        <w:ind w:left="4320" w:hanging="180"/>
+      </w:pPr>
+    </w:lvl>
+    <w:lvl w:ilvl="6" w:tplc="3809000F" w:tentative="1">
+      <w:start w:val="1"/>
+      <w:numFmt w:val="decimal"/>
+      <w:lvlText w:val="%7."/>
+      <w:lvlJc w:val="left"/>
+      <w:pPr>
+        <w:ind w:left="5040" w:hanging="360"/>
+      </w:pPr>
+    </w:lvl>
+    <w:lvl w:ilvl="7" w:tplc="38090019" w:tentative="1">
+      <w:start w:val="1"/>
+      <w:numFmt w:val="lowerLetter"/>
+      <w:lvlText w:val="%8."/>
+      <w:lvlJc w:val="left"/>
+      <w:pPr>
+        <w:ind w:left="5760" w:hanging="360"/>
+      </w:pPr>
+    </w:lvl>
+    <w:lvl w:ilvl="8" w:tplc="3809001B" w:tentative="1">
+      <w:start w:val="1"/>
+      <w:numFmt w:val="lowerRoman"/>
+      <w:lvlText w:val="%9."/>
+      <w:lvlJc w:val="right"/>
+      <w:pPr>
+        <w:ind w:left="6480" w:hanging="180"/>
+      </w:pPr>
+    </w:lvl>
+  </w:abstractNum>
+  <w:abstractNum w:abstractNumId="2" w15:restartNumberingAfterBreak="0">
+    <w:nsid w:val="164223EF"/>
+    <w:multiLevelType w:val="hybridMultilevel"/>
+    <w:tmpl w:val="88828BD6"/>
+    <w:lvl w:ilvl="0" w:tplc="F4702800">
+      <w:start w:val="3"/>
+      <w:numFmt w:val="decimal"/>
+      <w:lvlText w:val="%1."/>
+      <w:lvlJc w:val="left"/>
+      <w:pPr>
+        <w:tabs>
+          <w:tab w:val="num" w:pos="720"/>
+        </w:tabs>
+        <w:ind w:left="720" w:hanging="360"/>
+      </w:pPr>
+    </w:lvl>
+    <w:lvl w:ilvl="1" w:tplc="EAC8B03E" w:tentative="1">
+      <w:start w:val="1"/>
+      <w:numFmt w:val="decimal"/>
+      <w:lvlText w:val="%2."/>
+      <w:lvlJc w:val="left"/>
+      <w:pPr>
+        <w:tabs>
+          <w:tab w:val="num" w:pos="1440"/>
+        </w:tabs>
+        <w:ind w:left="1440" w:hanging="360"/>
+      </w:pPr>
+    </w:lvl>
+    <w:lvl w:ilvl="2" w:tplc="D2A4994E" w:tentative="1">
+      <w:start w:val="1"/>
+      <w:numFmt w:val="decimal"/>
+      <w:lvlText w:val="%3."/>
+      <w:lvlJc w:val="left"/>
+      <w:pPr>
+        <w:tabs>
+          <w:tab w:val="num" w:pos="2160"/>
+        </w:tabs>
+        <w:ind w:left="2160" w:hanging="360"/>
+      </w:pPr>
+    </w:lvl>
+    <w:lvl w:ilvl="3" w:tplc="DCD463A0" w:tentative="1">
+      <w:start w:val="1"/>
+      <w:numFmt w:val="decimal"/>
+      <w:lvlText w:val="%4."/>
+      <w:lvlJc w:val="left"/>
+      <w:pPr>
+        <w:tabs>
+          <w:tab w:val="num" w:pos="2880"/>
+        </w:tabs>
+        <w:ind w:left="2880" w:hanging="360"/>
+      </w:pPr>
+    </w:lvl>
+    <w:lvl w:ilvl="4" w:tplc="8B4AF622" w:tentative="1">
+      <w:start w:val="1"/>
+      <w:numFmt w:val="decimal"/>
+      <w:lvlText w:val="%5."/>
+      <w:lvlJc w:val="left"/>
+      <w:pPr>
+        <w:tabs>
+          <w:tab w:val="num" w:pos="3600"/>
+        </w:tabs>
+        <w:ind w:left="3600" w:hanging="360"/>
+      </w:pPr>
+    </w:lvl>
+    <w:lvl w:ilvl="5" w:tplc="287A1602" w:tentative="1">
+      <w:start w:val="1"/>
+      <w:numFmt w:val="decimal"/>
+      <w:lvlText w:val="%6."/>
+      <w:lvlJc w:val="left"/>
+      <w:pPr>
+        <w:tabs>
+          <w:tab w:val="num" w:pos="4320"/>
+        </w:tabs>
+        <w:ind w:left="4320" w:hanging="360"/>
+      </w:pPr>
+    </w:lvl>
+    <w:lvl w:ilvl="6" w:tplc="9AAA0EDE" w:tentative="1">
+      <w:start w:val="1"/>
+      <w:numFmt w:val="decimal"/>
+      <w:lvlText w:val="%7."/>
+      <w:lvlJc w:val="left"/>
+      <w:pPr>
+        <w:tabs>
+          <w:tab w:val="num" w:pos="5040"/>
+        </w:tabs>
+        <w:ind w:left="5040" w:hanging="360"/>
+      </w:pPr>
+    </w:lvl>
+    <w:lvl w:ilvl="7" w:tplc="C414C13E" w:tentative="1">
+      <w:start w:val="1"/>
+      <w:numFmt w:val="decimal"/>
+      <w:lvlText w:val="%8."/>
+      <w:lvlJc w:val="left"/>
+      <w:pPr>
+        <w:tabs>
+          <w:tab w:val="num" w:pos="5760"/>
+        </w:tabs>
+        <w:ind w:left="5760" w:hanging="360"/>
+      </w:pPr>
+    </w:lvl>
+    <w:lvl w:ilvl="8" w:tplc="E82C716A" w:tentative="1">
+      <w:start w:val="1"/>
+      <w:numFmt w:val="decimal"/>
+      <w:lvlText w:val="%9."/>
+      <w:lvlJc w:val="left"/>
+      <w:pPr>
+        <w:tabs>
+          <w:tab w:val="num" w:pos="6480"/>
+        </w:tabs>
+        <w:ind w:left="6480" w:hanging="360"/>
+      </w:pPr>
+    </w:lvl>
+  </w:abstractNum>
+  <w:abstractNum w:abstractNumId="3" w15:restartNumberingAfterBreak="0">
     <w:nsid w:val="184A0F5A"/>
     <w:multiLevelType w:val="hybridMultilevel"/>
     <w:tmpl w:val="E6165936"/>
@@ -521,7 +3758,7 @@
       </w:pPr>
     </w:lvl>
   </w:abstractNum>
-  <w:abstractNum w:abstractNumId="2" w15:restartNumberingAfterBreak="0">
+  <w:abstractNum w:abstractNumId="4" w15:restartNumberingAfterBreak="0">
     <w:nsid w:val="1C2443E7"/>
     <w:multiLevelType w:val="hybridMultilevel"/>
     <w:tmpl w:val="85BCFEB8"/>
@@ -610,7 +3847,147 @@
       </w:pPr>
     </w:lvl>
   </w:abstractNum>
-  <w:abstractNum w:abstractNumId="3" w15:restartNumberingAfterBreak="0">
+  <w:abstractNum w:abstractNumId="5" w15:restartNumberingAfterBreak="0">
+    <w:nsid w:val="1F4B3FEB"/>
+    <w:multiLevelType w:val="hybridMultilevel"/>
+    <w:tmpl w:val="9978F552"/>
+    <w:lvl w:ilvl="0" w:tplc="0338F9A0">
+      <w:start w:val="1"/>
+      <w:numFmt w:val="bullet"/>
+      <w:lvlText w:val="•"/>
+      <w:lvlJc w:val="left"/>
+      <w:pPr>
+        <w:tabs>
+          <w:tab w:val="num" w:pos="720"/>
+        </w:tabs>
+        <w:ind w:left="720" w:hanging="360"/>
+      </w:pPr>
+      <w:rPr>
+        <w:rFonts w:ascii="Arial" w:hAnsi="Arial" w:hint="default"/>
+      </w:rPr>
+    </w:lvl>
+    <w:lvl w:ilvl="1" w:tplc="1CF6883E" w:tentative="1">
+      <w:start w:val="1"/>
+      <w:numFmt w:val="bullet"/>
+      <w:lvlText w:val="•"/>
+      <w:lvlJc w:val="left"/>
+      <w:pPr>
+        <w:tabs>
+          <w:tab w:val="num" w:pos="1440"/>
+        </w:tabs>
+        <w:ind w:left="1440" w:hanging="360"/>
+      </w:pPr>
+      <w:rPr>
+        <w:rFonts w:ascii="Arial" w:hAnsi="Arial" w:hint="default"/>
+      </w:rPr>
+    </w:lvl>
+    <w:lvl w:ilvl="2" w:tplc="122CA73C" w:tentative="1">
+      <w:start w:val="1"/>
+      <w:numFmt w:val="bullet"/>
+      <w:lvlText w:val="•"/>
+      <w:lvlJc w:val="left"/>
+      <w:pPr>
+        <w:tabs>
+          <w:tab w:val="num" w:pos="2160"/>
+        </w:tabs>
+        <w:ind w:left="2160" w:hanging="360"/>
+      </w:pPr>
+      <w:rPr>
+        <w:rFonts w:ascii="Arial" w:hAnsi="Arial" w:hint="default"/>
+      </w:rPr>
+    </w:lvl>
+    <w:lvl w:ilvl="3" w:tplc="5ABC3C2E" w:tentative="1">
+      <w:start w:val="1"/>
+      <w:numFmt w:val="bullet"/>
+      <w:lvlText w:val="•"/>
+      <w:lvlJc w:val="left"/>
+      <w:pPr>
+        <w:tabs>
+          <w:tab w:val="num" w:pos="2880"/>
+        </w:tabs>
+        <w:ind w:left="2880" w:hanging="360"/>
+      </w:pPr>
+      <w:rPr>
+        <w:rFonts w:ascii="Arial" w:hAnsi="Arial" w:hint="default"/>
+      </w:rPr>
+    </w:lvl>
+    <w:lvl w:ilvl="4" w:tplc="00FC33A4" w:tentative="1">
+      <w:start w:val="1"/>
+      <w:numFmt w:val="bullet"/>
+      <w:lvlText w:val="•"/>
+      <w:lvlJc w:val="left"/>
+      <w:pPr>
+        <w:tabs>
+          <w:tab w:val="num" w:pos="3600"/>
+        </w:tabs>
+        <w:ind w:left="3600" w:hanging="360"/>
+      </w:pPr>
+      <w:rPr>
+        <w:rFonts w:ascii="Arial" w:hAnsi="Arial" w:hint="default"/>
+      </w:rPr>
+    </w:lvl>
+    <w:lvl w:ilvl="5" w:tplc="6B728660" w:tentative="1">
+      <w:start w:val="1"/>
+      <w:numFmt w:val="bullet"/>
+      <w:lvlText w:val="•"/>
+      <w:lvlJc w:val="left"/>
+      <w:pPr>
+        <w:tabs>
+          <w:tab w:val="num" w:pos="4320"/>
+        </w:tabs>
+        <w:ind w:left="4320" w:hanging="360"/>
+      </w:pPr>
+      <w:rPr>
+        <w:rFonts w:ascii="Arial" w:hAnsi="Arial" w:hint="default"/>
+      </w:rPr>
+    </w:lvl>
+    <w:lvl w:ilvl="6" w:tplc="A384AF16" w:tentative="1">
+      <w:start w:val="1"/>
+      <w:numFmt w:val="bullet"/>
+      <w:lvlText w:val="•"/>
+      <w:lvlJc w:val="left"/>
+      <w:pPr>
+        <w:tabs>
+          <w:tab w:val="num" w:pos="5040"/>
+        </w:tabs>
+        <w:ind w:left="5040" w:hanging="360"/>
+      </w:pPr>
+      <w:rPr>
+        <w:rFonts w:ascii="Arial" w:hAnsi="Arial" w:hint="default"/>
+      </w:rPr>
+    </w:lvl>
+    <w:lvl w:ilvl="7" w:tplc="8E281E74" w:tentative="1">
+      <w:start w:val="1"/>
+      <w:numFmt w:val="bullet"/>
+      <w:lvlText w:val="•"/>
+      <w:lvlJc w:val="left"/>
+      <w:pPr>
+        <w:tabs>
+          <w:tab w:val="num" w:pos="5760"/>
+        </w:tabs>
+        <w:ind w:left="5760" w:hanging="360"/>
+      </w:pPr>
+      <w:rPr>
+        <w:rFonts w:ascii="Arial" w:hAnsi="Arial" w:hint="default"/>
+      </w:rPr>
+    </w:lvl>
+    <w:lvl w:ilvl="8" w:tplc="AAA4F7DE" w:tentative="1">
+      <w:start w:val="1"/>
+      <w:numFmt w:val="bullet"/>
+      <w:lvlText w:val="•"/>
+      <w:lvlJc w:val="left"/>
+      <w:pPr>
+        <w:tabs>
+          <w:tab w:val="num" w:pos="6480"/>
+        </w:tabs>
+        <w:ind w:left="6480" w:hanging="360"/>
+      </w:pPr>
+      <w:rPr>
+        <w:rFonts w:ascii="Arial" w:hAnsi="Arial" w:hint="default"/>
+      </w:rPr>
+    </w:lvl>
+  </w:abstractNum>
+  <w:abstractNum w:abstractNumId="6" w15:restartNumberingAfterBreak="0">
     <w:nsid w:val="249659CD"/>
     <w:multiLevelType w:val="hybridMultilevel"/>
     <w:tmpl w:val="1A2A4560"/>
@@ -699,7 +4076,185 @@
       </w:pPr>
     </w:lvl>
   </w:abstractNum>
-  <w:abstractNum w:abstractNumId="4" w15:restartNumberingAfterBreak="0">
+  <w:abstractNum w:abstractNumId="7" w15:restartNumberingAfterBreak="0">
+    <w:nsid w:val="3B060550"/>
+    <w:multiLevelType w:val="hybridMultilevel"/>
+    <w:tmpl w:val="4D9CD838"/>
+    <w:lvl w:ilvl="0" w:tplc="3809000F">
+      <w:start w:val="1"/>
+      <w:numFmt w:val="decimal"/>
+      <w:lvlText w:val="%1."/>
+      <w:lvlJc w:val="left"/>
+      <w:pPr>
+        <w:ind w:left="720" w:hanging="360"/>
+      </w:pPr>
+      <w:rPr>
+        <w:rFonts w:hint="default"/>
+      </w:rPr>
+    </w:lvl>
+    <w:lvl w:ilvl="1" w:tplc="38090019" w:tentative="1">
+      <w:start w:val="1"/>
+      <w:numFmt w:val="lowerLetter"/>
+      <w:lvlText w:val="%2."/>
+      <w:lvlJc w:val="left"/>
+      <w:pPr>
+        <w:ind w:left="1440" w:hanging="360"/>
+      </w:pPr>
+    </w:lvl>
+    <w:lvl w:ilvl="2" w:tplc="3809001B" w:tentative="1">
+      <w:start w:val="1"/>
+      <w:numFmt w:val="lowerRoman"/>
+      <w:lvlText w:val="%3."/>
+      <w:lvlJc w:val="right"/>
+      <w:pPr>
+        <w:ind w:left="2160" w:hanging="180"/>
+      </w:pPr>
+    </w:lvl>
+    <w:lvl w:ilvl="3" w:tplc="3809000F" w:tentative="1">
+      <w:start w:val="1"/>
+      <w:numFmt w:val="decimal"/>
+      <w:lvlText w:val="%4."/>
+      <w:lvlJc w:val="left"/>
+      <w:pPr>
+        <w:ind w:left="2880" w:hanging="360"/>
+      </w:pPr>
+    </w:lvl>
+    <w:lvl w:ilvl="4" w:tplc="38090019" w:tentative="1">
+      <w:start w:val="1"/>
+      <w:numFmt w:val="lowerLetter"/>
+      <w:lvlText w:val="%5."/>
+      <w:lvlJc w:val="left"/>
+      <w:pPr>
+        <w:ind w:left="3600" w:hanging="360"/>
+      </w:pPr>
+    </w:lvl>
+    <w:lvl w:ilvl="5" w:tplc="3809001B" w:tentative="1">
+      <w:start w:val="1"/>
+      <w:numFmt w:val="lowerRoman"/>
+      <w:lvlText w:val="%6."/>
+      <w:lvlJc w:val="right"/>
+      <w:pPr>
+        <w:ind w:left="4320" w:hanging="180"/>
+      </w:pPr>
+    </w:lvl>
+    <w:lvl w:ilvl="6" w:tplc="3809000F" w:tentative="1">
+      <w:start w:val="1"/>
+      <w:numFmt w:val="decimal"/>
+      <w:lvlText w:val="%7."/>
+      <w:lvlJc w:val="left"/>
+      <w:pPr>
+        <w:ind w:left="5040" w:hanging="360"/>
+      </w:pPr>
+    </w:lvl>
+    <w:lvl w:ilvl="7" w:tplc="38090019" w:tentative="1">
+      <w:start w:val="1"/>
+      <w:numFmt w:val="lowerLetter"/>
+      <w:lvlText w:val="%8."/>
+      <w:lvlJc w:val="left"/>
+      <w:pPr>
+        <w:ind w:left="5760" w:hanging="360"/>
+      </w:pPr>
+    </w:lvl>
+    <w:lvl w:ilvl="8" w:tplc="3809001B" w:tentative="1">
+      <w:start w:val="1"/>
+      <w:numFmt w:val="lowerRoman"/>
+      <w:lvlText w:val="%9."/>
+      <w:lvlJc w:val="right"/>
+      <w:pPr>
+        <w:ind w:left="6480" w:hanging="180"/>
+      </w:pPr>
+    </w:lvl>
+  </w:abstractNum>
+  <w:abstractNum w:abstractNumId="8" w15:restartNumberingAfterBreak="0">
+    <w:nsid w:val="497D71CC"/>
+    <w:multiLevelType w:val="hybridMultilevel"/>
+    <w:tmpl w:val="01DA7E20"/>
+    <w:lvl w:ilvl="0" w:tplc="3809000F">
+      <w:start w:val="1"/>
+      <w:numFmt w:val="decimal"/>
+      <w:lvlText w:val="%1."/>
+      <w:lvlJc w:val="left"/>
+      <w:pPr>
+        <w:ind w:left="720" w:hanging="360"/>
+      </w:pPr>
+      <w:rPr>
+        <w:rFonts w:hint="default"/>
+      </w:rPr>
+    </w:lvl>
+    <w:lvl w:ilvl="1" w:tplc="38090019" w:tentative="1">
+      <w:start w:val="1"/>
+      <w:numFmt w:val="lowerLetter"/>
+      <w:lvlText w:val="%2."/>
+      <w:lvlJc w:val="left"/>
+      <w:pPr>
+        <w:ind w:left="1440" w:hanging="360"/>
+      </w:pPr>
+    </w:lvl>
+    <w:lvl w:ilvl="2" w:tplc="3809001B" w:tentative="1">
+      <w:start w:val="1"/>
+      <w:numFmt w:val="lowerRoman"/>
+      <w:lvlText w:val="%3."/>
+      <w:lvlJc w:val="right"/>
+      <w:pPr>
+        <w:ind w:left="2160" w:hanging="180"/>
+      </w:pPr>
+    </w:lvl>
+    <w:lvl w:ilvl="3" w:tplc="3809000F" w:tentative="1">
+      <w:start w:val="1"/>
+      <w:numFmt w:val="decimal"/>
+      <w:lvlText w:val="%4."/>
+      <w:lvlJc w:val="left"/>
+      <w:pPr>
+        <w:ind w:left="2880" w:hanging="360"/>
+      </w:pPr>
+    </w:lvl>
+    <w:lvl w:ilvl="4" w:tplc="38090019" w:tentative="1">
+      <w:start w:val="1"/>
+      <w:numFmt w:val="lowerLetter"/>
+      <w:lvlText w:val="%5."/>
+      <w:lvlJc w:val="left"/>
+      <w:pPr>
+        <w:ind w:left="3600" w:hanging="360"/>
+      </w:pPr>
+    </w:lvl>
+    <w:lvl w:ilvl="5" w:tplc="3809001B" w:tentative="1">
+      <w:start w:val="1"/>
+      <w:numFmt w:val="lowerRoman"/>
+      <w:lvlText w:val="%6."/>
+      <w:lvlJc w:val="right"/>
+      <w:pPr>
+        <w:ind w:left="4320" w:hanging="180"/>
+      </w:pPr>
+    </w:lvl>
+    <w:lvl w:ilvl="6" w:tplc="3809000F" w:tentative="1">
+      <w:start w:val="1"/>
+      <w:numFmt w:val="decimal"/>
+      <w:lvlText w:val="%7."/>
+      <w:lvlJc w:val="left"/>
+      <w:pPr>
+        <w:ind w:left="5040" w:hanging="360"/>
+      </w:pPr>
+    </w:lvl>
+    <w:lvl w:ilvl="7" w:tplc="38090019" w:tentative="1">
+      <w:start w:val="1"/>
+      <w:numFmt w:val="lowerLetter"/>
+      <w:lvlText w:val="%8."/>
+      <w:lvlJc w:val="left"/>
+      <w:pPr>
+        <w:ind w:left="5760" w:hanging="360"/>
+      </w:pPr>
+    </w:lvl>
+    <w:lvl w:ilvl="8" w:tplc="3809001B" w:tentative="1">
+      <w:start w:val="1"/>
+      <w:numFmt w:val="lowerRoman"/>
+      <w:lvlText w:val="%9."/>
+      <w:lvlJc w:val="right"/>
+      <w:pPr>
+        <w:ind w:left="6480" w:hanging="180"/>
+      </w:pPr>
+    </w:lvl>
+  </w:abstractNum>
+  <w:abstractNum w:abstractNumId="9" w15:restartNumberingAfterBreak="0">
     <w:nsid w:val="4C3B357D"/>
     <w:multiLevelType w:val="hybridMultilevel"/>
     <w:tmpl w:val="CA1E5468"/>
@@ -788,20 +4343,151 @@
       </w:pPr>
     </w:lvl>
   </w:abstractNum>
+  <w:abstractNum w:abstractNumId="10" w15:restartNumberingAfterBreak="0">
+    <w:nsid w:val="5F41165D"/>
+    <w:multiLevelType w:val="hybridMultilevel"/>
+    <w:tmpl w:val="3E280D86"/>
+    <w:lvl w:ilvl="0" w:tplc="2E6C48DA">
+      <w:start w:val="1"/>
+      <w:numFmt w:val="decimal"/>
+      <w:lvlText w:val="%1."/>
+      <w:lvlJc w:val="left"/>
+      <w:pPr>
+        <w:tabs>
+          <w:tab w:val="num" w:pos="720"/>
+        </w:tabs>
+        <w:ind w:left="720" w:hanging="360"/>
+      </w:pPr>
+    </w:lvl>
+    <w:lvl w:ilvl="1" w:tplc="2E3C1A7A" w:tentative="1">
+      <w:start w:val="1"/>
+      <w:numFmt w:val="decimal"/>
+      <w:lvlText w:val="%2."/>
+      <w:lvlJc w:val="left"/>
+      <w:pPr>
+        <w:tabs>
+          <w:tab w:val="num" w:pos="1440"/>
+        </w:tabs>
+        <w:ind w:left="1440" w:hanging="360"/>
+      </w:pPr>
+    </w:lvl>
+    <w:lvl w:ilvl="2" w:tplc="FB1867FA" w:tentative="1">
+      <w:start w:val="1"/>
+      <w:numFmt w:val="decimal"/>
+      <w:lvlText w:val="%3."/>
+      <w:lvlJc w:val="left"/>
+      <w:pPr>
+        <w:tabs>
+          <w:tab w:val="num" w:pos="2160"/>
+        </w:tabs>
+        <w:ind w:left="2160" w:hanging="360"/>
+      </w:pPr>
+    </w:lvl>
+    <w:lvl w:ilvl="3" w:tplc="82906F08" w:tentative="1">
+      <w:start w:val="1"/>
+      <w:numFmt w:val="decimal"/>
+      <w:lvlText w:val="%4."/>
+      <w:lvlJc w:val="left"/>
+      <w:pPr>
+        <w:tabs>
+          <w:tab w:val="num" w:pos="2880"/>
+        </w:tabs>
+        <w:ind w:left="2880" w:hanging="360"/>
+      </w:pPr>
+    </w:lvl>
+    <w:lvl w:ilvl="4" w:tplc="FF6200B2" w:tentative="1">
+      <w:start w:val="1"/>
+      <w:numFmt w:val="decimal"/>
+      <w:lvlText w:val="%5."/>
+      <w:lvlJc w:val="left"/>
+      <w:pPr>
+        <w:tabs>
+          <w:tab w:val="num" w:pos="3600"/>
+        </w:tabs>
+        <w:ind w:left="3600" w:hanging="360"/>
+      </w:pPr>
+    </w:lvl>
+    <w:lvl w:ilvl="5" w:tplc="F0907656" w:tentative="1">
+      <w:start w:val="1"/>
+      <w:numFmt w:val="decimal"/>
+      <w:lvlText w:val="%6."/>
+      <w:lvlJc w:val="left"/>
+      <w:pPr>
+        <w:tabs>
+          <w:tab w:val="num" w:pos="4320"/>
+        </w:tabs>
+        <w:ind w:left="4320" w:hanging="360"/>
+      </w:pPr>
+    </w:lvl>
+    <w:lvl w:ilvl="6" w:tplc="2E62B41C" w:tentative="1">
+      <w:start w:val="1"/>
+      <w:numFmt w:val="decimal"/>
+      <w:lvlText w:val="%7."/>
+      <w:lvlJc w:val="left"/>
+      <w:pPr>
+        <w:tabs>
+          <w:tab w:val="num" w:pos="5040"/>
+        </w:tabs>
+        <w:ind w:left="5040" w:hanging="360"/>
+      </w:pPr>
+    </w:lvl>
+    <w:lvl w:ilvl="7" w:tplc="268C47AA" w:tentative="1">
+      <w:start w:val="1"/>
+      <w:numFmt w:val="decimal"/>
+      <w:lvlText w:val="%8."/>
+      <w:lvlJc w:val="left"/>
+      <w:pPr>
+        <w:tabs>
+          <w:tab w:val="num" w:pos="5760"/>
+        </w:tabs>
+        <w:ind w:left="5760" w:hanging="360"/>
+      </w:pPr>
+    </w:lvl>
+    <w:lvl w:ilvl="8" w:tplc="A8FEC82A" w:tentative="1">
+      <w:start w:val="1"/>
+      <w:numFmt w:val="decimal"/>
+      <w:lvlText w:val="%9."/>
+      <w:lvlJc w:val="left"/>
+      <w:pPr>
+        <w:tabs>
+          <w:tab w:val="num" w:pos="6480"/>
+        </w:tabs>
+        <w:ind w:left="6480" w:hanging="360"/>
+      </w:pPr>
+    </w:lvl>
+  </w:abstractNum>
   <w:num w:numId="1" w16cid:durableId="1757287522">
-    <w:abstractNumId w:val="1"/>
+    <w:abstractNumId w:val="3"/>
   </w:num>
   <w:num w:numId="2" w16cid:durableId="1240797901">
-    <w:abstractNumId w:val="4"/>
+    <w:abstractNumId w:val="9"/>
   </w:num>
   <w:num w:numId="3" w16cid:durableId="1559055359">
-    <w:abstractNumId w:val="2"/>
+    <w:abstractNumId w:val="4"/>
   </w:num>
   <w:num w:numId="4" w16cid:durableId="594482319">
     <w:abstractNumId w:val="0"/>
   </w:num>
   <w:num w:numId="5" w16cid:durableId="784541197">
-    <w:abstractNumId w:val="3"/>
+    <w:abstractNumId w:val="6"/>
+  </w:num>
+  <w:num w:numId="6" w16cid:durableId="716012536">
+    <w:abstractNumId w:val="1"/>
+  </w:num>
+  <w:num w:numId="7" w16cid:durableId="1988364254">
+    <w:abstractNumId w:val="8"/>
+  </w:num>
+  <w:num w:numId="8" w16cid:durableId="2098018261">
+    <w:abstractNumId w:val="7"/>
+  </w:num>
+  <w:num w:numId="9" w16cid:durableId="1068188932">
+    <w:abstractNumId w:val="10"/>
+  </w:num>
+  <w:num w:numId="10" w16cid:durableId="950015115">
+    <w:abstractNumId w:val="2"/>
+  </w:num>
+  <w:num w:numId="11" w16cid:durableId="1076826204">
+    <w:abstractNumId w:val="5"/>
   </w:num>
 </w:numbering>
 </file>
